--- a/LE3_NLU_IT_Setup_Guide.docx
+++ b/LE3_NLU_IT_Setup_Guide.docx
@@ -91,6 +91,80 @@
     </w:p>
     <w:p>
       <w:pPr>
+        <w:pBdr>
+          <w:left w:val="single" w:color="1B5E20" w:sz="24" w:space="8"/>
+        </w:pBdr>
+        <w:shd w:fill="E8F5E9" w:val="clear"/>
+        <w:spacing w:after="80" w:before="120"/>
+      </w:pPr>
+      <w:r>
+        <w:rPr>
+          <w:b/>
+          <w:bCs/>
+          <w:color w:val="1B5E20"/>
+          <w:sz w:val="22"/>
+          <w:szCs w:val="22"/>
+        </w:rPr>
+        <w:t xml:space="preserve">✨ The easy path</w:t>
+      </w:r>
+    </w:p>
+    <w:p>
+      <w:pPr>
+        <w:pBdr>
+          <w:left w:val="single" w:color="1B5E20" w:sz="24" w:space="8"/>
+        </w:pBdr>
+        <w:shd w:fill="E8F5E9" w:val="clear"/>
+        <w:spacing w:after="80" w:before="0"/>
+      </w:pPr>
+      <w:r>
+        <w:rPr>
+          <w:sz w:val="20"/>
+          <w:szCs w:val="20"/>
+        </w:rPr>
+        <w:t xml:space="preserve">Open this URL in a browser for a step-by-step registration helper with copy-to-clipboard buttons for every value you need:</w:t>
+      </w:r>
+    </w:p>
+    <w:p>
+      <w:pPr>
+        <w:pBdr>
+          <w:left w:val="single" w:color="1B5E20" w:sz="24" w:space="8"/>
+        </w:pBdr>
+        <w:shd w:fill="E8F5E9" w:val="clear"/>
+        <w:spacing w:after="80" w:before="0"/>
+      </w:pPr>
+      <w:r>
+        <w:rPr>
+          <w:rFonts w:ascii="Consolas" w:cs="Consolas" w:eastAsia="Consolas" w:hAnsi="Consolas"/>
+          <w:b/>
+          <w:bCs/>
+          <w:color w:val="1B5E20"/>
+          <w:sz w:val="22"/>
+          <w:szCs w:val="22"/>
+        </w:rPr>
+        <w:t xml:space="preserve">https://le3-growth-portfolio.vercel.app/lti/register</w:t>
+      </w:r>
+    </w:p>
+    <w:p>
+      <w:pPr>
+        <w:pBdr>
+          <w:left w:val="single" w:color="1B5E20" w:sz="24" w:space="8"/>
+        </w:pBdr>
+        <w:shd w:fill="E8F5E9" w:val="clear"/>
+        <w:spacing w:after="200" w:before="0"/>
+      </w:pPr>
+      <w:r>
+        <w:rPr>
+          <w:i/>
+          <w:iCs/>
+          <w:color w:val="666666"/>
+          <w:sz w:val="18"/>
+          <w:szCs w:val="18"/>
+        </w:rPr>
+        <w:t xml:space="preserve">If you can reach that URL from your workstation, use it instead of this document. The rest of this guide is a reference for offline / locked-down environments.</w:t>
+      </w:r>
+    </w:p>
+    <w:p>
+      <w:pPr>
         <w:pStyle w:val="Heading2"/>
         <w:spacing w:after="80" w:before="180"/>
       </w:pPr>
@@ -226,37 +300,7 @@
         <w:t xml:space="preserve">Admin Tools → Manage Extensibility → LTI Advantage → Register Tool</w:t>
       </w:r>
       <w:r>
-        <w:t xml:space="preserve">.</w:t>
-      </w:r>
-    </w:p>
-    <w:p>
-      <w:pPr>
-        <w:spacing w:after="60" w:before="100"/>
-      </w:pPr>
-      <w:r>
-        <w:t xml:space="preserve">Point Brightspace at our tool configuration URL:</w:t>
-      </w:r>
-    </w:p>
-    <w:p>
-      <w:pPr>
-        <w:shd w:fill="F5F5F5" w:val="clear"/>
-        <w:spacing w:after="100" w:before="100"/>
-      </w:pPr>
-      <w:r>
-        <w:rPr>
-          <w:rFonts w:ascii="Consolas" w:cs="Consolas" w:eastAsia="Consolas" w:hAnsi="Consolas"/>
-          <w:sz w:val="20"/>
-          <w:szCs w:val="20"/>
-        </w:rPr>
-        <w:t xml:space="preserve">https://le3-growth-portfolio.vercel.app/api/lti/config</w:t>
-      </w:r>
-    </w:p>
-    <w:p>
-      <w:pPr>
-        <w:spacing w:after="60" w:before="60"/>
-      </w:pPr>
-      <w:r>
-        <w:t xml:space="preserve">Brightspace can consume this URL directly, or you can copy the individual values below manually:</w:t>
+        <w:t xml:space="preserve">. Enter the following values into the registration form:</w:t>
       </w:r>
     </w:p>
     <w:tbl>
@@ -473,7 +517,7 @@
                 <w:sz w:val="20"/>
                 <w:szCs w:val="20"/>
               </w:rPr>
-              <w:t xml:space="preserve">Domain</w:t>
+              <w:t xml:space="preserve">Vendor / Provider Name</w:t>
             </w:r>
           </w:p>
         </w:tc>
@@ -500,7 +544,7 @@
                 <w:sz w:val="20"/>
                 <w:szCs w:val="20"/>
               </w:rPr>
-              <w:t xml:space="preserve">le3-growth-portfolio.vercel.app</w:t>
+              <w:t xml:space="preserve">LE3 Growth Portfolio</w:t>
             </w:r>
           </w:p>
         </w:tc>
@@ -529,7 +573,7 @@
                 <w:sz w:val="20"/>
                 <w:szCs w:val="20"/>
               </w:rPr>
-              <w:t xml:space="preserve">Redirect URL</w:t>
+              <w:t xml:space="preserve">Contact Email</w:t>
             </w:r>
           </w:p>
         </w:tc>
@@ -556,7 +600,7 @@
                 <w:sz w:val="20"/>
                 <w:szCs w:val="20"/>
               </w:rPr>
-              <w:t xml:space="preserve">https://le3-growth-portfolio.vercel.app/api/lti/launch</w:t>
+              <w:t xml:space="preserve">contact@le3-growth-portfolio.vercel.app</w:t>
             </w:r>
           </w:p>
         </w:tc>
@@ -585,7 +629,7 @@
                 <w:sz w:val="20"/>
                 <w:szCs w:val="20"/>
               </w:rPr>
-              <w:t xml:space="preserve">OIDC Login URL</w:t>
+              <w:t xml:space="preserve">Domain</w:t>
             </w:r>
           </w:p>
         </w:tc>
@@ -612,7 +656,7 @@
                 <w:sz w:val="20"/>
                 <w:szCs w:val="20"/>
               </w:rPr>
-              <w:t xml:space="preserve">https://le3-growth-portfolio.vercel.app/api/lti/login</w:t>
+              <w:t xml:space="preserve">le3-growth-portfolio.vercel.app</w:t>
             </w:r>
           </w:p>
         </w:tc>
@@ -641,7 +685,7 @@
                 <w:sz w:val="20"/>
                 <w:szCs w:val="20"/>
               </w:rPr>
-              <w:t xml:space="preserve">Target Link URI</w:t>
+              <w:t xml:space="preserve">Icon URL</w:t>
             </w:r>
           </w:p>
         </w:tc>
@@ -668,7 +712,7 @@
                 <w:sz w:val="20"/>
                 <w:szCs w:val="20"/>
               </w:rPr>
-              <w:t xml:space="preserve">https://le3-growth-portfolio.vercel.app/api/lti/launch</w:t>
+              <w:t xml:space="preserve">https://le3-growth-portfolio.vercel.app/favicon.ico</w:t>
             </w:r>
           </w:p>
         </w:tc>
@@ -697,7 +741,7 @@
                 <w:sz w:val="20"/>
                 <w:szCs w:val="20"/>
               </w:rPr>
-              <w:t xml:space="preserve">Keyset (JWKS) URL</w:t>
+              <w:t xml:space="preserve">Privacy Policy URL</w:t>
             </w:r>
           </w:p>
         </w:tc>
@@ -711,6 +755,286 @@
               <w:right w:val="single" w:color="CCCCCC" w:sz="4"/>
             </w:tcBorders>
             <w:shd w:fill="FAFAFA" w:val="clear"/>
+            <w:tcMar>
+              <w:top w:type="dxa" w:w="80"/>
+              <w:left w:type="dxa" w:w="120"/>
+              <w:bottom w:type="dxa" w:w="80"/>
+              <w:right w:type="dxa" w:w="120"/>
+            </w:tcMar>
+          </w:tcPr>
+          <w:p>
+            <w:r>
+              <w:rPr>
+                <w:sz w:val="20"/>
+                <w:szCs w:val="20"/>
+              </w:rPr>
+              <w:t xml:space="preserve">https://le3-growth-portfolio.vercel.app/privacy</w:t>
+            </w:r>
+          </w:p>
+        </w:tc>
+      </w:tr>
+      <w:tr>
+        <w:tc>
+          <w:tcPr>
+            <w:tcW w:type="dxa" w:w="3240"/>
+            <w:tcBorders>
+              <w:top w:val="single" w:color="CCCCCC" w:sz="4"/>
+              <w:left w:val="single" w:color="CCCCCC" w:sz="4"/>
+              <w:bottom w:val="single" w:color="CCCCCC" w:sz="4"/>
+              <w:right w:val="single" w:color="CCCCCC" w:sz="4"/>
+            </w:tcBorders>
+            <w:shd w:fill="FFFFFF" w:val="clear"/>
+            <w:tcMar>
+              <w:top w:type="dxa" w:w="80"/>
+              <w:left w:type="dxa" w:w="120"/>
+              <w:bottom w:type="dxa" w:w="80"/>
+              <w:right w:type="dxa" w:w="120"/>
+            </w:tcMar>
+          </w:tcPr>
+          <w:p>
+            <w:r>
+              <w:rPr>
+                <w:sz w:val="20"/>
+                <w:szCs w:val="20"/>
+              </w:rPr>
+              <w:t xml:space="preserve">Terms of Service URL</w:t>
+            </w:r>
+          </w:p>
+        </w:tc>
+        <w:tc>
+          <w:tcPr>
+            <w:tcW w:type="dxa" w:w="6120"/>
+            <w:tcBorders>
+              <w:top w:val="single" w:color="CCCCCC" w:sz="4"/>
+              <w:left w:val="single" w:color="CCCCCC" w:sz="4"/>
+              <w:bottom w:val="single" w:color="CCCCCC" w:sz="4"/>
+              <w:right w:val="single" w:color="CCCCCC" w:sz="4"/>
+            </w:tcBorders>
+            <w:shd w:fill="FFFFFF" w:val="clear"/>
+            <w:tcMar>
+              <w:top w:type="dxa" w:w="80"/>
+              <w:left w:type="dxa" w:w="120"/>
+              <w:bottom w:type="dxa" w:w="80"/>
+              <w:right w:type="dxa" w:w="120"/>
+            </w:tcMar>
+          </w:tcPr>
+          <w:p>
+            <w:r>
+              <w:rPr>
+                <w:sz w:val="20"/>
+                <w:szCs w:val="20"/>
+              </w:rPr>
+              <w:t xml:space="preserve">https://le3-growth-portfolio.vercel.app/terms</w:t>
+            </w:r>
+          </w:p>
+        </w:tc>
+      </w:tr>
+      <w:tr>
+        <w:tc>
+          <w:tcPr>
+            <w:tcW w:type="dxa" w:w="3240"/>
+            <w:tcBorders>
+              <w:top w:val="single" w:color="CCCCCC" w:sz="4"/>
+              <w:left w:val="single" w:color="CCCCCC" w:sz="4"/>
+              <w:bottom w:val="single" w:color="CCCCCC" w:sz="4"/>
+              <w:right w:val="single" w:color="CCCCCC" w:sz="4"/>
+            </w:tcBorders>
+            <w:shd w:fill="FAFAFA" w:val="clear"/>
+            <w:tcMar>
+              <w:top w:type="dxa" w:w="80"/>
+              <w:left w:type="dxa" w:w="120"/>
+              <w:bottom w:type="dxa" w:w="80"/>
+              <w:right w:type="dxa" w:w="120"/>
+            </w:tcMar>
+          </w:tcPr>
+          <w:p>
+            <w:r>
+              <w:rPr>
+                <w:sz w:val="20"/>
+                <w:szCs w:val="20"/>
+              </w:rPr>
+              <w:t xml:space="preserve">Redirect URL</w:t>
+            </w:r>
+          </w:p>
+        </w:tc>
+        <w:tc>
+          <w:tcPr>
+            <w:tcW w:type="dxa" w:w="6120"/>
+            <w:tcBorders>
+              <w:top w:val="single" w:color="CCCCCC" w:sz="4"/>
+              <w:left w:val="single" w:color="CCCCCC" w:sz="4"/>
+              <w:bottom w:val="single" w:color="CCCCCC" w:sz="4"/>
+              <w:right w:val="single" w:color="CCCCCC" w:sz="4"/>
+            </w:tcBorders>
+            <w:shd w:fill="FAFAFA" w:val="clear"/>
+            <w:tcMar>
+              <w:top w:type="dxa" w:w="80"/>
+              <w:left w:type="dxa" w:w="120"/>
+              <w:bottom w:type="dxa" w:w="80"/>
+              <w:right w:type="dxa" w:w="120"/>
+            </w:tcMar>
+          </w:tcPr>
+          <w:p>
+            <w:r>
+              <w:rPr>
+                <w:sz w:val="20"/>
+                <w:szCs w:val="20"/>
+              </w:rPr>
+              <w:t xml:space="preserve">https://le3-growth-portfolio.vercel.app/api/lti/launch</w:t>
+            </w:r>
+          </w:p>
+        </w:tc>
+      </w:tr>
+      <w:tr>
+        <w:tc>
+          <w:tcPr>
+            <w:tcW w:type="dxa" w:w="3240"/>
+            <w:tcBorders>
+              <w:top w:val="single" w:color="CCCCCC" w:sz="4"/>
+              <w:left w:val="single" w:color="CCCCCC" w:sz="4"/>
+              <w:bottom w:val="single" w:color="CCCCCC" w:sz="4"/>
+              <w:right w:val="single" w:color="CCCCCC" w:sz="4"/>
+            </w:tcBorders>
+            <w:shd w:fill="FFFFFF" w:val="clear"/>
+            <w:tcMar>
+              <w:top w:type="dxa" w:w="80"/>
+              <w:left w:type="dxa" w:w="120"/>
+              <w:bottom w:type="dxa" w:w="80"/>
+              <w:right w:type="dxa" w:w="120"/>
+            </w:tcMar>
+          </w:tcPr>
+          <w:p>
+            <w:r>
+              <w:rPr>
+                <w:sz w:val="20"/>
+                <w:szCs w:val="20"/>
+              </w:rPr>
+              <w:t xml:space="preserve">OIDC Login URL / Initiate Login URI</w:t>
+            </w:r>
+          </w:p>
+        </w:tc>
+        <w:tc>
+          <w:tcPr>
+            <w:tcW w:type="dxa" w:w="6120"/>
+            <w:tcBorders>
+              <w:top w:val="single" w:color="CCCCCC" w:sz="4"/>
+              <w:left w:val="single" w:color="CCCCCC" w:sz="4"/>
+              <w:bottom w:val="single" w:color="CCCCCC" w:sz="4"/>
+              <w:right w:val="single" w:color="CCCCCC" w:sz="4"/>
+            </w:tcBorders>
+            <w:shd w:fill="FFFFFF" w:val="clear"/>
+            <w:tcMar>
+              <w:top w:type="dxa" w:w="80"/>
+              <w:left w:type="dxa" w:w="120"/>
+              <w:bottom w:type="dxa" w:w="80"/>
+              <w:right w:type="dxa" w:w="120"/>
+            </w:tcMar>
+          </w:tcPr>
+          <w:p>
+            <w:r>
+              <w:rPr>
+                <w:sz w:val="20"/>
+                <w:szCs w:val="20"/>
+              </w:rPr>
+              <w:t xml:space="preserve">https://le3-growth-portfolio.vercel.app/api/lti/login</w:t>
+            </w:r>
+          </w:p>
+        </w:tc>
+      </w:tr>
+      <w:tr>
+        <w:tc>
+          <w:tcPr>
+            <w:tcW w:type="dxa" w:w="3240"/>
+            <w:tcBorders>
+              <w:top w:val="single" w:color="CCCCCC" w:sz="4"/>
+              <w:left w:val="single" w:color="CCCCCC" w:sz="4"/>
+              <w:bottom w:val="single" w:color="CCCCCC" w:sz="4"/>
+              <w:right w:val="single" w:color="CCCCCC" w:sz="4"/>
+            </w:tcBorders>
+            <w:shd w:fill="FAFAFA" w:val="clear"/>
+            <w:tcMar>
+              <w:top w:type="dxa" w:w="80"/>
+              <w:left w:type="dxa" w:w="120"/>
+              <w:bottom w:type="dxa" w:w="80"/>
+              <w:right w:type="dxa" w:w="120"/>
+            </w:tcMar>
+          </w:tcPr>
+          <w:p>
+            <w:r>
+              <w:rPr>
+                <w:sz w:val="20"/>
+                <w:szCs w:val="20"/>
+              </w:rPr>
+              <w:t xml:space="preserve">Target Link URI</w:t>
+            </w:r>
+          </w:p>
+        </w:tc>
+        <w:tc>
+          <w:tcPr>
+            <w:tcW w:type="dxa" w:w="6120"/>
+            <w:tcBorders>
+              <w:top w:val="single" w:color="CCCCCC" w:sz="4"/>
+              <w:left w:val="single" w:color="CCCCCC" w:sz="4"/>
+              <w:bottom w:val="single" w:color="CCCCCC" w:sz="4"/>
+              <w:right w:val="single" w:color="CCCCCC" w:sz="4"/>
+            </w:tcBorders>
+            <w:shd w:fill="FAFAFA" w:val="clear"/>
+            <w:tcMar>
+              <w:top w:type="dxa" w:w="80"/>
+              <w:left w:type="dxa" w:w="120"/>
+              <w:bottom w:type="dxa" w:w="80"/>
+              <w:right w:type="dxa" w:w="120"/>
+            </w:tcMar>
+          </w:tcPr>
+          <w:p>
+            <w:r>
+              <w:rPr>
+                <w:sz w:val="20"/>
+                <w:szCs w:val="20"/>
+              </w:rPr>
+              <w:t xml:space="preserve">https://le3-growth-portfolio.vercel.app/api/lti/launch</w:t>
+            </w:r>
+          </w:p>
+        </w:tc>
+      </w:tr>
+      <w:tr>
+        <w:tc>
+          <w:tcPr>
+            <w:tcW w:type="dxa" w:w="3240"/>
+            <w:tcBorders>
+              <w:top w:val="single" w:color="CCCCCC" w:sz="4"/>
+              <w:left w:val="single" w:color="CCCCCC" w:sz="4"/>
+              <w:bottom w:val="single" w:color="CCCCCC" w:sz="4"/>
+              <w:right w:val="single" w:color="CCCCCC" w:sz="4"/>
+            </w:tcBorders>
+            <w:shd w:fill="FFFFFF" w:val="clear"/>
+            <w:tcMar>
+              <w:top w:type="dxa" w:w="80"/>
+              <w:left w:type="dxa" w:w="120"/>
+              <w:bottom w:type="dxa" w:w="80"/>
+              <w:right w:type="dxa" w:w="120"/>
+            </w:tcMar>
+          </w:tcPr>
+          <w:p>
+            <w:r>
+              <w:rPr>
+                <w:sz w:val="20"/>
+                <w:szCs w:val="20"/>
+              </w:rPr>
+              <w:t xml:space="preserve">Keyset URL / JWKS URI</w:t>
+            </w:r>
+          </w:p>
+        </w:tc>
+        <w:tc>
+          <w:tcPr>
+            <w:tcW w:type="dxa" w:w="6120"/>
+            <w:tcBorders>
+              <w:top w:val="single" w:color="CCCCCC" w:sz="4"/>
+              <w:left w:val="single" w:color="CCCCCC" w:sz="4"/>
+              <w:bottom w:val="single" w:color="CCCCCC" w:sz="4"/>
+              <w:right w:val="single" w:color="CCCCCC" w:sz="4"/>
+            </w:tcBorders>
+            <w:shd w:fill="FFFFFF" w:val="clear"/>
             <w:tcMar>
               <w:top w:type="dxa" w:w="80"/>
               <w:left w:type="dxa" w:w="120"/>
@@ -730,6 +1054,21 @@
         </w:tc>
       </w:tr>
     </w:tbl>
+    <w:p>
+      <w:pPr>
+        <w:spacing w:after="60" w:before="100"/>
+      </w:pPr>
+      <w:r>
+        <w:rPr>
+          <w:i/>
+          <w:iCs/>
+          <w:color w:val="666666"/>
+          <w:sz w:val="18"/>
+          <w:szCs w:val="18"/>
+        </w:rPr>
+        <w:t xml:space="preserve">Raw JSON of all the above is at https://le3-growth-portfolio.vercel.app/api/lti/config if you want to confirm expected values. Brightspace does not auto-import from this URL — it's provided for reference only.</w:t>
+      </w:r>
+    </w:p>
     <w:p>
       <w:pPr>
         <w:pStyle w:val="Heading2"/>

--- a/LE3_NLU_IT_Setup_Guide.docx
+++ b/LE3_NLU_IT_Setup_Guide.docx
@@ -76,7 +76,7 @@
     </w:p>
     <w:p>
       <w:pPr>
-        <w:spacing w:after="160" w:before="60"/>
+        <w:spacing w:after="60" w:before="60"/>
       </w:pPr>
       <w:r>
         <w:rPr>
@@ -87,6 +87,21 @@
       </w:r>
       <w:r>
         <w:t xml:space="preserve">Registering the LE3 Growth Portfolio as an external LTI 1.3 tool with Asset Processor enabled, so NLU students can SSO into the portfolio from Brightspace and so student submissions to selected assignments flow to it automatically.</w:t>
+      </w:r>
+    </w:p>
+    <w:p>
+      <w:pPr>
+        <w:spacing w:after="160" w:before="60"/>
+      </w:pPr>
+      <w:r>
+        <w:rPr>
+          <w:b/>
+          <w:bCs/>
+        </w:rPr>
+        <w:t xml:space="preserve">Context: </w:t>
+      </w:r>
+      <w:r>
+        <w:t xml:space="preserve">The LE3 Growth Portfolio is being built for NLU’s LE3 program and will eventually be administered directly by NLU. This guide is for the initial pilot registration.</w:t>
       </w:r>
     </w:p>
     <w:p>

--- a/LE3_NLU_IT_Setup_Guide.docx
+++ b/LE3_NLU_IT_Setup_Guide.docx
@@ -25,13 +25,11 @@
       <w:r>
         <w:rPr>
           <w:rFonts w:ascii="Arial" w:cs="Arial" w:eastAsia="Arial" w:hAnsi="Arial"/>
-          <w:b w:val="false"/>
-          <w:bCs w:val="false"/>
           <w:color w:val="666666"/>
           <w:sz w:val="24"/>
           <w:szCs w:val="24"/>
         </w:rPr>
-        <w:t xml:space="preserve">Brightspace LTI 1.3 Setup Guide for NLU IT</w:t>
+        <w:t xml:space="preserve">Brightspace Setup Guide for NLU IT</w:t>
       </w:r>
     </w:p>
     <w:p>
@@ -68,10 +66,10 @@
           <w:b/>
           <w:bCs/>
         </w:rPr>
-        <w:t xml:space="preserve">Time required: </w:t>
-      </w:r>
-      <w:r>
-        <w:t xml:space="preserve">~30 minutes</w:t>
+        <w:t xml:space="preserve">Time: </w:t>
+      </w:r>
+      <w:r>
+        <w:t xml:space="preserve">~60 minutes total</w:t>
       </w:r>
     </w:p>
     <w:p>
@@ -86,7 +84,7 @@
         <w:t xml:space="preserve">What you're doing: </w:t>
       </w:r>
       <w:r>
-        <w:t xml:space="preserve">Registering the LE3 Growth Portfolio as an external LTI 1.3 tool with Asset Processor enabled, so NLU students can SSO into the portfolio from Brightspace and so student submissions to selected assignments flow to it automatically.</w:t>
+        <w:t xml:space="preserve">Two parallel Brightspace registrations for the LE3 Growth Portfolio. Part A is an LTI 1.3 tool registration for SSO and real-time submission push. Part B is a Valence OAuth2 application for bulk sync of all LE3 data. Both run simultaneously and share dedup keys.</w:t>
       </w:r>
     </w:p>
     <w:p>
@@ -110,77 +108,20 @@
           <w:left w:val="single" w:color="1B5E20" w:sz="24" w:space="8"/>
         </w:pBdr>
         <w:shd w:fill="E8F5E9" w:val="clear"/>
-        <w:spacing w:after="80" w:before="120"/>
-      </w:pPr>
-      <w:r>
-        <w:rPr>
-          <w:b/>
-          <w:bCs/>
-          <w:color w:val="1B5E20"/>
+        <w:spacing w:after="120" w:before="120"/>
+      </w:pPr>
+      <w:r>
+        <w:rPr>
+          <w:i/>
+          <w:iCs/>
           <w:sz w:val="22"/>
           <w:szCs w:val="22"/>
         </w:rPr>
-        <w:t xml:space="preserve">✨ The easy path</w:t>
-      </w:r>
-    </w:p>
-    <w:p>
-      <w:pPr>
-        <w:pBdr>
-          <w:left w:val="single" w:color="1B5E20" w:sz="24" w:space="8"/>
-        </w:pBdr>
-        <w:shd w:fill="E8F5E9" w:val="clear"/>
-        <w:spacing w:after="80" w:before="0"/>
-      </w:pPr>
-      <w:r>
-        <w:rPr>
-          <w:sz w:val="20"/>
-          <w:szCs w:val="20"/>
-        </w:rPr>
-        <w:t xml:space="preserve">Open this URL in a browser for a step-by-step registration helper with copy-to-clipboard buttons for every value you need:</w:t>
-      </w:r>
-    </w:p>
-    <w:p>
-      <w:pPr>
-        <w:pBdr>
-          <w:left w:val="single" w:color="1B5E20" w:sz="24" w:space="8"/>
-        </w:pBdr>
-        <w:shd w:fill="E8F5E9" w:val="clear"/>
-        <w:spacing w:after="80" w:before="0"/>
-      </w:pPr>
-      <w:r>
-        <w:rPr>
-          <w:rFonts w:ascii="Consolas" w:cs="Consolas" w:eastAsia="Consolas" w:hAnsi="Consolas"/>
-          <w:b/>
-          <w:bCs/>
-          <w:color w:val="1B5E20"/>
-          <w:sz w:val="22"/>
-          <w:szCs w:val="22"/>
-        </w:rPr>
-        <w:t xml:space="preserve">https://le3-growth-portfolio.vercel.app/lti/register</w:t>
-      </w:r>
-    </w:p>
-    <w:p>
-      <w:pPr>
-        <w:pBdr>
-          <w:left w:val="single" w:color="1B5E20" w:sz="24" w:space="8"/>
-        </w:pBdr>
-        <w:shd w:fill="E8F5E9" w:val="clear"/>
-        <w:spacing w:after="200" w:before="0"/>
-      </w:pPr>
-      <w:r>
-        <w:rPr>
-          <w:i/>
-          <w:iCs/>
-          <w:color w:val="666666"/>
-          <w:sz w:val="18"/>
-          <w:szCs w:val="18"/>
-        </w:rPr>
-        <w:t xml:space="preserve">If you can reach that URL from your workstation, use it instead of this document. The rest of this guide is a reference for offline / locked-down environments.</w:t>
-      </w:r>
-    </w:p>
-    <w:p>
-      <w:pPr>
-        <w:pStyle w:val="Heading2"/>
+        <w:t xml:space="preserve">✨ The easy path: open https://le3-growth-portfolio.vercel.app/lti/register in a browser for a step-by-step registration helper with copy-to-clipboard buttons for every value. This document is a reference for offline or locked-down environments.</w:t>
+      </w:r>
+    </w:p>
+    <w:p>
+      <w:pPr>
         <w:spacing w:after="80" w:before="180"/>
       </w:pPr>
       <w:r>
@@ -192,7 +133,7 @@
           <w:sz w:val="26"/>
           <w:szCs w:val="26"/>
         </w:rPr>
-        <w:t xml:space="preserve">Before you start</w:t>
+        <w:t xml:space="preserve">Two parallel integration paths</w:t>
       </w:r>
     </w:p>
     <w:p>
@@ -200,7 +141,11 @@
         <w:spacing w:after="60" w:before="60"/>
       </w:pPr>
       <w:r>
-        <w:t xml:space="preserve">You'll need:</w:t>
+        <w:rPr>
+          <w:sz w:val="22"/>
+          <w:szCs w:val="22"/>
+        </w:rPr>
+        <w:t xml:space="preserve">The portfolio uses two complementary data delivery paths that run at the same time and never duplicate data:</w:t>
       </w:r>
     </w:p>
     <w:p>
@@ -214,10 +159,19 @@
       </w:pPr>
       <w:r>
         <w:rPr>
+          <w:b/>
+          <w:bCs/>
           <w:sz w:val="22"/>
           <w:szCs w:val="22"/>
         </w:rPr>
-        <w:t xml:space="preserve">Brightspace admin access with permission to register LTI Advantage tools</w:t>
+        <w:t xml:space="preserve">Path A — LTI 1.3 </w:t>
+      </w:r>
+      <w:r>
+        <w:rPr>
+          <w:sz w:val="22"/>
+          <w:szCs w:val="22"/>
+        </w:rPr>
+        <w:t xml:space="preserve">provides SSO (students and instructors click into the portfolio authenticated) and push-based submission webhooks for dropboxes where instructors explicitly attach the tool.</w:t>
       </w:r>
     </w:p>
     <w:p>
@@ -231,62 +185,43 @@
       </w:pPr>
       <w:r>
         <w:rPr>
-          <w:sz w:val="22"/>
-          <w:szCs w:val="22"/>
-        </w:rPr>
-        <w:t xml:space="preserve">Brightspace version </w:t>
-      </w:r>
-      <w:r>
-        <w:rPr>
           <w:b/>
           <w:bCs/>
           <w:sz w:val="22"/>
           <w:szCs w:val="22"/>
         </w:rPr>
-        <w:t xml:space="preserve">20.24.3 or later</w:t>
+        <w:t xml:space="preserve">Path B — Valence REST API </w:t>
       </w:r>
       <w:r>
         <w:rPr>
           <w:sz w:val="22"/>
           <w:szCs w:val="22"/>
         </w:rPr>
-        <w:t xml:space="preserve"> (required for Asset Processor)</w:t>
-      </w:r>
-    </w:p>
-    <w:p>
-      <w:pPr>
-        <w:pStyle w:val="ListParagraph"/>
-        <w:numPr>
-          <w:ilvl w:val="0"/>
-          <w:numId w:val="2"/>
-        </w:numPr>
-        <w:spacing w:after="40" w:before="40"/>
-      </w:pPr>
-      <w:r>
-        <w:rPr>
-          <w:sz w:val="22"/>
-          <w:szCs w:val="22"/>
-        </w:rPr>
-        <w:t xml:space="preserve">~30 minutes</w:t>
-      </w:r>
-    </w:p>
-    <w:p>
-      <w:pPr>
-        <w:spacing w:after="60" w:before="100"/>
+        <w:t xml:space="preserve">pulls the full set of LE3 courses, rosters, assignments, and submissions on a schedule. No per-assignment attachment required. Covers historical data and every LE3 course automatically.</w:t>
+      </w:r>
+    </w:p>
+    <w:p>
+      <w:pPr>
+        <w:spacing w:after="160" w:before="100"/>
       </w:pPr>
       <w:r>
         <w:rPr>
           <w:i/>
           <w:iCs/>
           <w:color w:val="666666"/>
-        </w:rPr>
-        <w:t xml:space="preserve">You'll send us four values at the end. Nothing else is required from your side.</w:t>
-      </w:r>
-    </w:p>
-    <w:p>
-      <w:pPr>
-        <w:pStyle w:val="Heading2"/>
-        <w:spacing w:after="80" w:before="180"/>
+          <w:sz w:val="22"/>
+          <w:szCs w:val="22"/>
+        </w:rPr>
+        <w:t xml:space="preserve">Valence is comprehensive but polling-based (minutes of latency). Asset Processor is real-time but requires instructor opt-in per assignment. Running both means everything is covered — instant for attached dropboxes, eventual for everything else.</w:t>
+      </w:r>
+    </w:p>
+    <w:p>
+      <w:pPr>
+        <w:pBdr>
+          <w:left w:val="single" w:color="1B5E20" w:sz="36" w:space="12"/>
+        </w:pBdr>
+        <w:shd w:fill="E8F5E9" w:val="clear"/>
+        <w:spacing w:after="120" w:before="320"/>
       </w:pPr>
       <w:r>
         <w:rPr>
@@ -294,28 +229,68 @@
           <w:b/>
           <w:bCs/>
           <w:color w:val="1B5E20"/>
-          <w:sz w:val="26"/>
-          <w:szCs w:val="26"/>
-        </w:rPr>
-        <w:t xml:space="preserve">Step 1 — Register the tool   (5 min)</w:t>
-      </w:r>
-    </w:p>
-    <w:p>
-      <w:pPr>
-        <w:spacing w:after="60" w:before="60"/>
-      </w:pPr>
-      <w:r>
-        <w:t xml:space="preserve">In Brightspace, navigate to </w:t>
-      </w:r>
-      <w:r>
-        <w:rPr>
+          <w:sz w:val="22"/>
+          <w:szCs w:val="22"/>
+        </w:rPr>
+        <w:t xml:space="preserve">PART A — LTI 1.3 TOOL REGISTRATION</w:t>
+      </w:r>
+      <w:r>
+        <w:rPr>
+          <w:color w:val="666666"/>
+          <w:sz w:val="20"/>
+          <w:szCs w:val="20"/>
+        </w:rPr>
+        <w:t xml:space="preserve">     ~30 minutes</w:t>
+      </w:r>
+    </w:p>
+    <w:p>
+      <w:pPr>
+        <w:spacing w:after="60" w:before="140"/>
+      </w:pPr>
+      <w:r>
+        <w:rPr>
+          <w:rFonts w:ascii="Arial" w:cs="Arial" w:eastAsia="Arial" w:hAnsi="Arial"/>
           <w:b/>
           <w:bCs/>
+          <w:color w:val="333333"/>
+          <w:sz w:val="22"/>
+          <w:szCs w:val="22"/>
+        </w:rPr>
+        <w:t xml:space="preserve">Step A1 — Open the Brightspace LTI form (1 min)</w:t>
+      </w:r>
+    </w:p>
+    <w:p>
+      <w:pPr>
+        <w:spacing w:after="60" w:before="60"/>
+      </w:pPr>
+      <w:r>
+        <w:t xml:space="preserve">Navigate to </w:t>
+      </w:r>
+      <w:r>
+        <w:rPr>
+          <w:b/>
+          <w:bCs/>
         </w:rPr>
         <w:t xml:space="preserve">Admin Tools → Manage Extensibility → LTI Advantage → Register Tool</w:t>
       </w:r>
       <w:r>
-        <w:t xml:space="preserve">. Enter the following values into the registration form:</w:t>
+        <w:t xml:space="preserve">.</w:t>
+      </w:r>
+    </w:p>
+    <w:p>
+      <w:pPr>
+        <w:spacing w:after="60" w:before="140"/>
+      </w:pPr>
+      <w:r>
+        <w:rPr>
+          <w:rFonts w:ascii="Arial" w:cs="Arial" w:eastAsia="Arial" w:hAnsi="Arial"/>
+          <w:b/>
+          <w:bCs/>
+          <w:color w:val="333333"/>
+          <w:sz w:val="22"/>
+          <w:szCs w:val="22"/>
+        </w:rPr>
+        <w:t xml:space="preserve">Step A2 — Tool information (3 min)</w:t>
       </w:r>
     </w:p>
     <w:tbl>
@@ -868,7 +843,7 @@
                 <w:sz w:val="20"/>
                 <w:szCs w:val="20"/>
               </w:rPr>
-              <w:t xml:space="preserve">Redirect URL</w:t>
+              <w:t xml:space="preserve">OIDC Login URL / Initiate Login URI</w:t>
             </w:r>
           </w:p>
         </w:tc>
@@ -895,6 +870,62 @@
                 <w:sz w:val="20"/>
                 <w:szCs w:val="20"/>
               </w:rPr>
+              <w:t xml:space="preserve">https://le3-growth-portfolio.vercel.app/api/lti/login</w:t>
+            </w:r>
+          </w:p>
+        </w:tc>
+      </w:tr>
+      <w:tr>
+        <w:tc>
+          <w:tcPr>
+            <w:tcW w:type="dxa" w:w="3240"/>
+            <w:tcBorders>
+              <w:top w:val="single" w:color="CCCCCC" w:sz="4"/>
+              <w:left w:val="single" w:color="CCCCCC" w:sz="4"/>
+              <w:bottom w:val="single" w:color="CCCCCC" w:sz="4"/>
+              <w:right w:val="single" w:color="CCCCCC" w:sz="4"/>
+            </w:tcBorders>
+            <w:shd w:fill="FFFFFF" w:val="clear"/>
+            <w:tcMar>
+              <w:top w:type="dxa" w:w="80"/>
+              <w:left w:type="dxa" w:w="120"/>
+              <w:bottom w:type="dxa" w:w="80"/>
+              <w:right w:type="dxa" w:w="120"/>
+            </w:tcMar>
+          </w:tcPr>
+          <w:p>
+            <w:r>
+              <w:rPr>
+                <w:sz w:val="20"/>
+                <w:szCs w:val="20"/>
+              </w:rPr>
+              <w:t xml:space="preserve">Target Link URI / Redirect URL</w:t>
+            </w:r>
+          </w:p>
+        </w:tc>
+        <w:tc>
+          <w:tcPr>
+            <w:tcW w:type="dxa" w:w="6120"/>
+            <w:tcBorders>
+              <w:top w:val="single" w:color="CCCCCC" w:sz="4"/>
+              <w:left w:val="single" w:color="CCCCCC" w:sz="4"/>
+              <w:bottom w:val="single" w:color="CCCCCC" w:sz="4"/>
+              <w:right w:val="single" w:color="CCCCCC" w:sz="4"/>
+            </w:tcBorders>
+            <w:shd w:fill="FFFFFF" w:val="clear"/>
+            <w:tcMar>
+              <w:top w:type="dxa" w:w="80"/>
+              <w:left w:type="dxa" w:w="120"/>
+              <w:bottom w:type="dxa" w:w="80"/>
+              <w:right w:type="dxa" w:w="120"/>
+            </w:tcMar>
+          </w:tcPr>
+          <w:p>
+            <w:r>
+              <w:rPr>
+                <w:sz w:val="20"/>
+                <w:szCs w:val="20"/>
+              </w:rPr>
               <w:t xml:space="preserve">https://le3-growth-portfolio.vercel.app/api/lti/launch</w:t>
             </w:r>
           </w:p>
@@ -910,21 +941,21 @@
               <w:bottom w:val="single" w:color="CCCCCC" w:sz="4"/>
               <w:right w:val="single" w:color="CCCCCC" w:sz="4"/>
             </w:tcBorders>
-            <w:shd w:fill="FFFFFF" w:val="clear"/>
-            <w:tcMar>
-              <w:top w:type="dxa" w:w="80"/>
-              <w:left w:type="dxa" w:w="120"/>
-              <w:bottom w:type="dxa" w:w="80"/>
-              <w:right w:type="dxa" w:w="120"/>
-            </w:tcMar>
-          </w:tcPr>
-          <w:p>
-            <w:r>
-              <w:rPr>
-                <w:sz w:val="20"/>
-                <w:szCs w:val="20"/>
-              </w:rPr>
-              <w:t xml:space="preserve">OIDC Login URL / Initiate Login URI</w:t>
+            <w:shd w:fill="FAFAFA" w:val="clear"/>
+            <w:tcMar>
+              <w:top w:type="dxa" w:w="80"/>
+              <w:left w:type="dxa" w:w="120"/>
+              <w:bottom w:type="dxa" w:w="80"/>
+              <w:right w:type="dxa" w:w="120"/>
+            </w:tcMar>
+          </w:tcPr>
+          <w:p>
+            <w:r>
+              <w:rPr>
+                <w:sz w:val="20"/>
+                <w:szCs w:val="20"/>
+              </w:rPr>
+              <w:t xml:space="preserve">Keyset URL / JWKS URI</w:t>
             </w:r>
           </w:p>
         </w:tc>
@@ -937,119 +968,7 @@
               <w:bottom w:val="single" w:color="CCCCCC" w:sz="4"/>
               <w:right w:val="single" w:color="CCCCCC" w:sz="4"/>
             </w:tcBorders>
-            <w:shd w:fill="FFFFFF" w:val="clear"/>
-            <w:tcMar>
-              <w:top w:type="dxa" w:w="80"/>
-              <w:left w:type="dxa" w:w="120"/>
-              <w:bottom w:type="dxa" w:w="80"/>
-              <w:right w:type="dxa" w:w="120"/>
-            </w:tcMar>
-          </w:tcPr>
-          <w:p>
-            <w:r>
-              <w:rPr>
-                <w:sz w:val="20"/>
-                <w:szCs w:val="20"/>
-              </w:rPr>
-              <w:t xml:space="preserve">https://le3-growth-portfolio.vercel.app/api/lti/login</w:t>
-            </w:r>
-          </w:p>
-        </w:tc>
-      </w:tr>
-      <w:tr>
-        <w:tc>
-          <w:tcPr>
-            <w:tcW w:type="dxa" w:w="3240"/>
-            <w:tcBorders>
-              <w:top w:val="single" w:color="CCCCCC" w:sz="4"/>
-              <w:left w:val="single" w:color="CCCCCC" w:sz="4"/>
-              <w:bottom w:val="single" w:color="CCCCCC" w:sz="4"/>
-              <w:right w:val="single" w:color="CCCCCC" w:sz="4"/>
-            </w:tcBorders>
-            <w:shd w:fill="FAFAFA" w:val="clear"/>
-            <w:tcMar>
-              <w:top w:type="dxa" w:w="80"/>
-              <w:left w:type="dxa" w:w="120"/>
-              <w:bottom w:type="dxa" w:w="80"/>
-              <w:right w:type="dxa" w:w="120"/>
-            </w:tcMar>
-          </w:tcPr>
-          <w:p>
-            <w:r>
-              <w:rPr>
-                <w:sz w:val="20"/>
-                <w:szCs w:val="20"/>
-              </w:rPr>
-              <w:t xml:space="preserve">Target Link URI</w:t>
-            </w:r>
-          </w:p>
-        </w:tc>
-        <w:tc>
-          <w:tcPr>
-            <w:tcW w:type="dxa" w:w="6120"/>
-            <w:tcBorders>
-              <w:top w:val="single" w:color="CCCCCC" w:sz="4"/>
-              <w:left w:val="single" w:color="CCCCCC" w:sz="4"/>
-              <w:bottom w:val="single" w:color="CCCCCC" w:sz="4"/>
-              <w:right w:val="single" w:color="CCCCCC" w:sz="4"/>
-            </w:tcBorders>
-            <w:shd w:fill="FAFAFA" w:val="clear"/>
-            <w:tcMar>
-              <w:top w:type="dxa" w:w="80"/>
-              <w:left w:type="dxa" w:w="120"/>
-              <w:bottom w:type="dxa" w:w="80"/>
-              <w:right w:type="dxa" w:w="120"/>
-            </w:tcMar>
-          </w:tcPr>
-          <w:p>
-            <w:r>
-              <w:rPr>
-                <w:sz w:val="20"/>
-                <w:szCs w:val="20"/>
-              </w:rPr>
-              <w:t xml:space="preserve">https://le3-growth-portfolio.vercel.app/api/lti/launch</w:t>
-            </w:r>
-          </w:p>
-        </w:tc>
-      </w:tr>
-      <w:tr>
-        <w:tc>
-          <w:tcPr>
-            <w:tcW w:type="dxa" w:w="3240"/>
-            <w:tcBorders>
-              <w:top w:val="single" w:color="CCCCCC" w:sz="4"/>
-              <w:left w:val="single" w:color="CCCCCC" w:sz="4"/>
-              <w:bottom w:val="single" w:color="CCCCCC" w:sz="4"/>
-              <w:right w:val="single" w:color="CCCCCC" w:sz="4"/>
-            </w:tcBorders>
-            <w:shd w:fill="FFFFFF" w:val="clear"/>
-            <w:tcMar>
-              <w:top w:type="dxa" w:w="80"/>
-              <w:left w:type="dxa" w:w="120"/>
-              <w:bottom w:type="dxa" w:w="80"/>
-              <w:right w:type="dxa" w:w="120"/>
-            </w:tcMar>
-          </w:tcPr>
-          <w:p>
-            <w:r>
-              <w:rPr>
-                <w:sz w:val="20"/>
-                <w:szCs w:val="20"/>
-              </w:rPr>
-              <w:t xml:space="preserve">Keyset URL / JWKS URI</w:t>
-            </w:r>
-          </w:p>
-        </w:tc>
-        <w:tc>
-          <w:tcPr>
-            <w:tcW w:type="dxa" w:w="6120"/>
-            <w:tcBorders>
-              <w:top w:val="single" w:color="CCCCCC" w:sz="4"/>
-              <w:left w:val="single" w:color="CCCCCC" w:sz="4"/>
-              <w:bottom w:val="single" w:color="CCCCCC" w:sz="4"/>
-              <w:right w:val="single" w:color="CCCCCC" w:sz="4"/>
-            </w:tcBorders>
-            <w:shd w:fill="FFFFFF" w:val="clear"/>
+            <w:shd w:fill="FAFAFA" w:val="clear"/>
             <w:tcMar>
               <w:top w:type="dxa" w:w="80"/>
               <w:left w:type="dxa" w:w="120"/>
@@ -1071,34 +990,18 @@
     </w:tbl>
     <w:p>
       <w:pPr>
-        <w:spacing w:after="60" w:before="100"/>
-      </w:pPr>
-      <w:r>
-        <w:rPr>
-          <w:i/>
-          <w:iCs/>
-          <w:color w:val="666666"/>
-          <w:sz w:val="18"/>
-          <w:szCs w:val="18"/>
-        </w:rPr>
-        <w:t xml:space="preserve">Raw JSON of all the above is at https://le3-growth-portfolio.vercel.app/api/lti/config if you want to confirm expected values. Brightspace does not auto-import from this URL — it's provided for reference only.</w:t>
-      </w:r>
-    </w:p>
-    <w:p>
-      <w:pPr>
-        <w:pStyle w:val="Heading2"/>
-        <w:spacing w:after="80" w:before="180"/>
+        <w:spacing w:after="60" w:before="140"/>
       </w:pPr>
       <w:r>
         <w:rPr>
           <w:rFonts w:ascii="Arial" w:cs="Arial" w:eastAsia="Arial" w:hAnsi="Arial"/>
           <w:b/>
           <w:bCs/>
-          <w:color w:val="1B5E20"/>
-          <w:sz w:val="26"/>
-          <w:szCs w:val="26"/>
-        </w:rPr>
-        <w:t xml:space="preserve">Step 2 — Grant LTI Advantage scopes   (2 min)</w:t>
+          <w:color w:val="333333"/>
+          <w:sz w:val="22"/>
+          <w:szCs w:val="22"/>
+        </w:rPr>
+        <w:t xml:space="preserve">Step A3 — Grant five LTI Advantage scopes (2 min)</w:t>
       </w:r>
     </w:p>
     <w:p>
@@ -1106,7 +1009,11 @@
         <w:spacing w:after="60" w:before="60"/>
       </w:pPr>
       <w:r>
-        <w:t xml:space="preserve">Enable these five scopes on the tool registration. They are all standard IMS Global scopes — no Brightspace-proprietary scopes are required.</w:t>
+        <w:rPr>
+          <w:sz w:val="22"/>
+          <w:szCs w:val="22"/>
+        </w:rPr>
+        <w:t xml:space="preserve">All standard IMS Global scopes — no Brightspace-proprietary scopes needed.</w:t>
       </w:r>
     </w:p>
     <w:tbl>
@@ -1238,7 +1145,7 @@
                 <w:sz w:val="20"/>
                 <w:szCs w:val="20"/>
               </w:rPr>
-              <w:t xml:space="preserve">Receive submission notices via Platform Notification Service</w:t>
+              <w:t xml:space="preserve">Subscribe to Asset Processor submission notices</w:t>
             </w:r>
           </w:p>
         </w:tc>
@@ -1294,7 +1201,7 @@
                 <w:sz w:val="20"/>
                 <w:szCs w:val="20"/>
               </w:rPr>
-              <w:t xml:space="preserve">Download files students submitted to Brightspace dropboxes</w:t>
+              <w:t xml:space="preserve">Download submitted files via push path</w:t>
             </w:r>
           </w:p>
         </w:tc>
@@ -1350,7 +1257,7 @@
                 <w:sz w:val="20"/>
                 <w:szCs w:val="20"/>
               </w:rPr>
-              <w:t xml:space="preserve">Report processing status back to the dropbox</w:t>
+              <w:t xml:space="preserve">Report processing status back to dropboxes</w:t>
             </w:r>
           </w:p>
         </w:tc>
@@ -1406,7 +1313,7 @@
                 <w:sz w:val="20"/>
                 <w:szCs w:val="20"/>
               </w:rPr>
-              <w:t xml:space="preserve">Read assignment metadata</w:t>
+              <w:t xml:space="preserve">Read assignment line items</w:t>
             </w:r>
           </w:p>
         </w:tc>
@@ -1462,7 +1369,7 @@
                 <w:sz w:val="20"/>
                 <w:szCs w:val="20"/>
               </w:rPr>
-              <w:t xml:space="preserve">Read assignment results</w:t>
+              <w:t xml:space="preserve">Read assignment results and grades</w:t>
             </w:r>
           </w:p>
         </w:tc>
@@ -1470,7 +1377,7 @@
     </w:tbl>
     <w:p>
       <w:pPr>
-        <w:spacing w:after="60" w:before="80"/>
+        <w:spacing w:after="60" w:before="60"/>
       </w:pPr>
       <w:r>
         <w:rPr>
@@ -1480,32 +1387,23 @@
           <w:sz w:val="20"/>
           <w:szCs w:val="20"/>
         </w:rPr>
-        <w:t xml:space="preserve">Full scope URIs are prefixed with https://purl.imsglobal.org/spec/lti/scope/ and https://purl.imsglobal.org/spec/lti-ags/scope/ respectively.</w:t>
-      </w:r>
-    </w:p>
-    <w:p>
-      <w:pPr>
-        <w:pStyle w:val="Heading2"/>
-        <w:spacing w:after="80" w:before="180"/>
+        <w:t xml:space="preserve">Full URIs prefixed with https://purl.imsglobal.org/spec/lti/scope/ or https://purl.imsglobal.org/spec/lti-ags/scope/</w:t>
+      </w:r>
+    </w:p>
+    <w:p>
+      <w:pPr>
+        <w:spacing w:after="60" w:before="140"/>
       </w:pPr>
       <w:r>
         <w:rPr>
           <w:rFonts w:ascii="Arial" w:cs="Arial" w:eastAsia="Arial" w:hAnsi="Arial"/>
           <w:b/>
           <w:bCs/>
-          <w:color w:val="1B5E20"/>
-          <w:sz w:val="26"/>
-          <w:szCs w:val="26"/>
-        </w:rPr>
-        <w:t xml:space="preserve">Step 3 — Enable placements   (2 min)</w:t>
-      </w:r>
-    </w:p>
-    <w:p>
-      <w:pPr>
-        <w:spacing w:after="60" w:before="60"/>
-      </w:pPr>
-      <w:r>
-        <w:t xml:space="preserve">Enable all three placements on the tool:</w:t>
+          <w:color w:val="333333"/>
+          <w:sz w:val="22"/>
+          <w:szCs w:val="22"/>
+        </w:rPr>
+        <w:t xml:space="preserve">Step A4 — Enable placements (3 min)</w:t>
       </w:r>
     </w:p>
     <w:tbl>
@@ -1521,13 +1419,14 @@
         </w:tblBorders>
       </w:tblPr>
       <w:tblGrid>
-        <w:gridCol w:w="2880"/>
-        <w:gridCol w:w="6480"/>
+        <w:gridCol w:w="2400"/>
+        <w:gridCol w:w="1440"/>
+        <w:gridCol w:w="5520"/>
       </w:tblGrid>
       <w:tr>
         <w:tc>
           <w:tcPr>
-            <w:tcW w:type="dxa" w:w="2880"/>
+            <w:tcW w:type="dxa" w:w="2400"/>
             <w:tcBorders>
               <w:top w:val="single" w:color="CCCCCC" w:sz="4"/>
               <w:left w:val="single" w:color="CCCCCC" w:sz="4"/>
@@ -1557,7 +1456,7 @@
         </w:tc>
         <w:tc>
           <w:tcPr>
-            <w:tcW w:type="dxa" w:w="6480"/>
+            <w:tcW w:type="dxa" w:w="1440"/>
             <w:tcBorders>
               <w:top w:val="single" w:color="CCCCCC" w:sz="4"/>
               <w:left w:val="single" w:color="CCCCCC" w:sz="4"/>
@@ -1581,22 +1480,135 @@
                 <w:sz w:val="20"/>
                 <w:szCs w:val="20"/>
               </w:rPr>
-              <w:t xml:space="preserve">What it does</w:t>
-            </w:r>
-          </w:p>
-        </w:tc>
-      </w:tr>
-      <w:tr>
-        <w:tc>
-          <w:tcPr>
-            <w:tcW w:type="dxa" w:w="2880"/>
-            <w:tcBorders>
-              <w:top w:val="single" w:color="CCCCCC" w:sz="4"/>
-              <w:left w:val="single" w:color="CCCCCC" w:sz="4"/>
-              <w:bottom w:val="single" w:color="CCCCCC" w:sz="4"/>
-              <w:right w:val="single" w:color="CCCCCC" w:sz="4"/>
-            </w:tcBorders>
-            <w:shd w:fill="FAFAFA" w:val="clear"/>
+              <w:t xml:space="preserve">Priority</w:t>
+            </w:r>
+          </w:p>
+        </w:tc>
+        <w:tc>
+          <w:tcPr>
+            <w:tcW w:type="dxa" w:w="5520"/>
+            <w:tcBorders>
+              <w:top w:val="single" w:color="CCCCCC" w:sz="4"/>
+              <w:left w:val="single" w:color="CCCCCC" w:sz="4"/>
+              <w:bottom w:val="single" w:color="CCCCCC" w:sz="4"/>
+              <w:right w:val="single" w:color="CCCCCC" w:sz="4"/>
+            </w:tcBorders>
+            <w:shd w:fill="1B5E20" w:val="clear"/>
+            <w:tcMar>
+              <w:top w:type="dxa" w:w="100"/>
+              <w:left w:type="dxa" w:w="120"/>
+              <w:bottom w:type="dxa" w:w="100"/>
+              <w:right w:type="dxa" w:w="120"/>
+            </w:tcMar>
+          </w:tcPr>
+          <w:p>
+            <w:r>
+              <w:rPr>
+                <w:b/>
+                <w:bCs/>
+                <w:color w:val="FFFFFF"/>
+                <w:sz w:val="20"/>
+                <w:szCs w:val="20"/>
+              </w:rPr>
+              <w:t xml:space="preserve">Purpose</w:t>
+            </w:r>
+          </w:p>
+        </w:tc>
+      </w:tr>
+      <w:tr>
+        <w:tc>
+          <w:tcPr>
+            <w:tcW w:type="dxa" w:w="2400"/>
+            <w:tcBorders>
+              <w:top w:val="single" w:color="CCCCCC" w:sz="4"/>
+              <w:left w:val="single" w:color="CCCCCC" w:sz="4"/>
+              <w:bottom w:val="single" w:color="CCCCCC" w:sz="4"/>
+              <w:right w:val="single" w:color="CCCCCC" w:sz="4"/>
+            </w:tcBorders>
+            <w:shd w:fill="FAFAFA" w:val="clear"/>
+            <w:tcMar>
+              <w:top w:type="dxa" w:w="80"/>
+              <w:left w:type="dxa" w:w="120"/>
+              <w:bottom w:type="dxa" w:w="80"/>
+              <w:right w:type="dxa" w:w="120"/>
+            </w:tcMar>
+          </w:tcPr>
+          <w:p>
+            <w:r>
+              <w:rPr>
+                <w:sz w:val="20"/>
+                <w:szCs w:val="20"/>
+              </w:rPr>
+              <w:t xml:space="preserve">Course Navigation</w:t>
+            </w:r>
+          </w:p>
+        </w:tc>
+        <w:tc>
+          <w:tcPr>
+            <w:tcW w:type="dxa" w:w="1440"/>
+            <w:tcBorders>
+              <w:top w:val="single" w:color="CCCCCC" w:sz="4"/>
+              <w:left w:val="single" w:color="CCCCCC" w:sz="4"/>
+              <w:bottom w:val="single" w:color="CCCCCC" w:sz="4"/>
+              <w:right w:val="single" w:color="CCCCCC" w:sz="4"/>
+            </w:tcBorders>
+            <w:shd w:fill="FAFAFA" w:val="clear"/>
+            <w:tcMar>
+              <w:top w:type="dxa" w:w="80"/>
+              <w:left w:type="dxa" w:w="120"/>
+              <w:bottom w:type="dxa" w:w="80"/>
+              <w:right w:type="dxa" w:w="120"/>
+            </w:tcMar>
+          </w:tcPr>
+          <w:p>
+            <w:r>
+              <w:rPr>
+                <w:sz w:val="20"/>
+                <w:szCs w:val="20"/>
+              </w:rPr>
+              <w:t xml:space="preserve">CRITICAL</w:t>
+            </w:r>
+          </w:p>
+        </w:tc>
+        <w:tc>
+          <w:tcPr>
+            <w:tcW w:type="dxa" w:w="5520"/>
+            <w:tcBorders>
+              <w:top w:val="single" w:color="CCCCCC" w:sz="4"/>
+              <w:left w:val="single" w:color="CCCCCC" w:sz="4"/>
+              <w:bottom w:val="single" w:color="CCCCCC" w:sz="4"/>
+              <w:right w:val="single" w:color="CCCCCC" w:sz="4"/>
+            </w:tcBorders>
+            <w:shd w:fill="FAFAFA" w:val="clear"/>
+            <w:tcMar>
+              <w:top w:type="dxa" w:w="80"/>
+              <w:left w:type="dxa" w:w="120"/>
+              <w:bottom w:type="dxa" w:w="80"/>
+              <w:right w:type="dxa" w:w="120"/>
+            </w:tcMar>
+          </w:tcPr>
+          <w:p>
+            <w:r>
+              <w:rPr>
+                <w:sz w:val="20"/>
+                <w:szCs w:val="20"/>
+              </w:rPr>
+              <w:t xml:space="preserve">Adds Growth Portfolio to the course nav bar — the main entry point</w:t>
+            </w:r>
+          </w:p>
+        </w:tc>
+      </w:tr>
+      <w:tr>
+        <w:tc>
+          <w:tcPr>
+            <w:tcW w:type="dxa" w:w="2400"/>
+            <w:tcBorders>
+              <w:top w:val="single" w:color="CCCCCC" w:sz="4"/>
+              <w:left w:val="single" w:color="CCCCCC" w:sz="4"/>
+              <w:bottom w:val="single" w:color="CCCCCC" w:sz="4"/>
+              <w:right w:val="single" w:color="CCCCCC" w:sz="4"/>
+            </w:tcBorders>
+            <w:shd w:fill="FFFFFF" w:val="clear"/>
             <w:tcMar>
               <w:top w:type="dxa" w:w="80"/>
               <w:left w:type="dxa" w:w="120"/>
@@ -1616,36 +1628,7 @@
         </w:tc>
         <w:tc>
           <w:tcPr>
-            <w:tcW w:type="dxa" w:w="6480"/>
-            <w:tcBorders>
-              <w:top w:val="single" w:color="CCCCCC" w:sz="4"/>
-              <w:left w:val="single" w:color="CCCCCC" w:sz="4"/>
-              <w:bottom w:val="single" w:color="CCCCCC" w:sz="4"/>
-              <w:right w:val="single" w:color="CCCCCC" w:sz="4"/>
-            </w:tcBorders>
-            <w:shd w:fill="FAFAFA" w:val="clear"/>
-            <w:tcMar>
-              <w:top w:type="dxa" w:w="80"/>
-              <w:left w:type="dxa" w:w="120"/>
-              <w:bottom w:type="dxa" w:w="80"/>
-              <w:right w:type="dxa" w:w="120"/>
-            </w:tcMar>
-          </w:tcPr>
-          <w:p>
-            <w:r>
-              <w:rPr>
-                <w:sz w:val="20"/>
-                <w:szCs w:val="20"/>
-              </w:rPr>
-              <w:t xml:space="preserve">CRITICAL. Lets instructors attach the portfolio to individual dropboxes as an Asset Processor so submissions flow automatically.</w:t>
-            </w:r>
-          </w:p>
-        </w:tc>
-      </w:tr>
-      <w:tr>
-        <w:tc>
-          <w:tcPr>
-            <w:tcW w:type="dxa" w:w="2880"/>
+            <w:tcW w:type="dxa" w:w="1440"/>
             <w:tcBorders>
               <w:top w:val="single" w:color="CCCCCC" w:sz="4"/>
               <w:left w:val="single" w:color="CCCCCC" w:sz="4"/>
@@ -1666,379 +1649,122 @@
                 <w:sz w:val="20"/>
                 <w:szCs w:val="20"/>
               </w:rPr>
+              <w:t xml:space="preserve">Optional</w:t>
+            </w:r>
+          </w:p>
+        </w:tc>
+        <w:tc>
+          <w:tcPr>
+            <w:tcW w:type="dxa" w:w="5520"/>
+            <w:tcBorders>
+              <w:top w:val="single" w:color="CCCCCC" w:sz="4"/>
+              <w:left w:val="single" w:color="CCCCCC" w:sz="4"/>
+              <w:bottom w:val="single" w:color="CCCCCC" w:sz="4"/>
+              <w:right w:val="single" w:color="CCCCCC" w:sz="4"/>
+            </w:tcBorders>
+            <w:shd w:fill="FFFFFF" w:val="clear"/>
+            <w:tcMar>
+              <w:top w:type="dxa" w:w="80"/>
+              <w:left w:type="dxa" w:w="120"/>
+              <w:bottom w:type="dxa" w:w="80"/>
+              <w:right w:type="dxa" w:w="120"/>
+            </w:tcMar>
+          </w:tcPr>
+          <w:p>
+            <w:r>
+              <w:rPr>
+                <w:sz w:val="20"/>
+                <w:szCs w:val="20"/>
+              </w:rPr>
+              <w:t xml:space="preserve">Real-time submission push for attached dropboxes</w:t>
+            </w:r>
+          </w:p>
+        </w:tc>
+      </w:tr>
+      <w:tr>
+        <w:tc>
+          <w:tcPr>
+            <w:tcW w:type="dxa" w:w="2400"/>
+            <w:tcBorders>
+              <w:top w:val="single" w:color="CCCCCC" w:sz="4"/>
+              <w:left w:val="single" w:color="CCCCCC" w:sz="4"/>
+              <w:bottom w:val="single" w:color="CCCCCC" w:sz="4"/>
+              <w:right w:val="single" w:color="CCCCCC" w:sz="4"/>
+            </w:tcBorders>
+            <w:shd w:fill="FAFAFA" w:val="clear"/>
+            <w:tcMar>
+              <w:top w:type="dxa" w:w="80"/>
+              <w:left w:type="dxa" w:w="120"/>
+              <w:bottom w:type="dxa" w:w="80"/>
+              <w:right w:type="dxa" w:w="120"/>
+            </w:tcMar>
+          </w:tcPr>
+          <w:p>
+            <w:r>
+              <w:rPr>
+                <w:sz w:val="20"/>
+                <w:szCs w:val="20"/>
+              </w:rPr>
               <w:t xml:space="preserve">Link Selection</w:t>
             </w:r>
           </w:p>
         </w:tc>
         <w:tc>
           <w:tcPr>
-            <w:tcW w:type="dxa" w:w="6480"/>
-            <w:tcBorders>
-              <w:top w:val="single" w:color="CCCCCC" w:sz="4"/>
-              <w:left w:val="single" w:color="CCCCCC" w:sz="4"/>
-              <w:bottom w:val="single" w:color="CCCCCC" w:sz="4"/>
-              <w:right w:val="single" w:color="CCCCCC" w:sz="4"/>
-            </w:tcBorders>
-            <w:shd w:fill="FFFFFF" w:val="clear"/>
-            <w:tcMar>
-              <w:top w:type="dxa" w:w="80"/>
-              <w:left w:type="dxa" w:w="120"/>
-              <w:bottom w:type="dxa" w:w="80"/>
-              <w:right w:type="dxa" w:w="120"/>
-            </w:tcMar>
-          </w:tcPr>
-          <w:p>
-            <w:r>
-              <w:rPr>
-                <w:sz w:val="20"/>
-                <w:szCs w:val="20"/>
-              </w:rPr>
-              <w:t xml:space="preserve">Lets instructors drop a portfolio link into any course page or module.</w:t>
-            </w:r>
-          </w:p>
-        </w:tc>
-      </w:tr>
-      <w:tr>
-        <w:tc>
-          <w:tcPr>
-            <w:tcW w:type="dxa" w:w="2880"/>
-            <w:tcBorders>
-              <w:top w:val="single" w:color="CCCCCC" w:sz="4"/>
-              <w:left w:val="single" w:color="CCCCCC" w:sz="4"/>
-              <w:bottom w:val="single" w:color="CCCCCC" w:sz="4"/>
-              <w:right w:val="single" w:color="CCCCCC" w:sz="4"/>
-            </w:tcBorders>
-            <w:shd w:fill="FAFAFA" w:val="clear"/>
-            <w:tcMar>
-              <w:top w:type="dxa" w:w="80"/>
-              <w:left w:type="dxa" w:w="120"/>
-              <w:bottom w:type="dxa" w:w="80"/>
-              <w:right w:type="dxa" w:w="120"/>
-            </w:tcMar>
-          </w:tcPr>
-          <w:p>
-            <w:r>
-              <w:rPr>
-                <w:sz w:val="20"/>
-                <w:szCs w:val="20"/>
-              </w:rPr>
-              <w:t xml:space="preserve">Course Navigation</w:t>
-            </w:r>
-          </w:p>
-        </w:tc>
-        <w:tc>
-          <w:tcPr>
-            <w:tcW w:type="dxa" w:w="6480"/>
-            <w:tcBorders>
-              <w:top w:val="single" w:color="CCCCCC" w:sz="4"/>
-              <w:left w:val="single" w:color="CCCCCC" w:sz="4"/>
-              <w:bottom w:val="single" w:color="CCCCCC" w:sz="4"/>
-              <w:right w:val="single" w:color="CCCCCC" w:sz="4"/>
-            </w:tcBorders>
-            <w:shd w:fill="FAFAFA" w:val="clear"/>
-            <w:tcMar>
-              <w:top w:type="dxa" w:w="80"/>
-              <w:left w:type="dxa" w:w="120"/>
-              <w:bottom w:type="dxa" w:w="80"/>
-              <w:right w:type="dxa" w:w="120"/>
-            </w:tcMar>
-          </w:tcPr>
-          <w:p>
-            <w:r>
-              <w:rPr>
-                <w:sz w:val="20"/>
-                <w:szCs w:val="20"/>
-              </w:rPr>
-              <w:t xml:space="preserve">Adds “Growth Portfolio” to the course navigation bar.</w:t>
+            <w:tcW w:type="dxa" w:w="1440"/>
+            <w:tcBorders>
+              <w:top w:val="single" w:color="CCCCCC" w:sz="4"/>
+              <w:left w:val="single" w:color="CCCCCC" w:sz="4"/>
+              <w:bottom w:val="single" w:color="CCCCCC" w:sz="4"/>
+              <w:right w:val="single" w:color="CCCCCC" w:sz="4"/>
+            </w:tcBorders>
+            <w:shd w:fill="FAFAFA" w:val="clear"/>
+            <w:tcMar>
+              <w:top w:type="dxa" w:w="80"/>
+              <w:left w:type="dxa" w:w="120"/>
+              <w:bottom w:type="dxa" w:w="80"/>
+              <w:right w:type="dxa" w:w="120"/>
+            </w:tcMar>
+          </w:tcPr>
+          <w:p>
+            <w:r>
+              <w:rPr>
+                <w:sz w:val="20"/>
+                <w:szCs w:val="20"/>
+              </w:rPr>
+              <w:t xml:space="preserve">Optional</w:t>
+            </w:r>
+          </w:p>
+        </w:tc>
+        <w:tc>
+          <w:tcPr>
+            <w:tcW w:type="dxa" w:w="5520"/>
+            <w:tcBorders>
+              <w:top w:val="single" w:color="CCCCCC" w:sz="4"/>
+              <w:left w:val="single" w:color="CCCCCC" w:sz="4"/>
+              <w:bottom w:val="single" w:color="CCCCCC" w:sz="4"/>
+              <w:right w:val="single" w:color="CCCCCC" w:sz="4"/>
+            </w:tcBorders>
+            <w:shd w:fill="FAFAFA" w:val="clear"/>
+            <w:tcMar>
+              <w:top w:type="dxa" w:w="80"/>
+              <w:left w:type="dxa" w:w="120"/>
+              <w:bottom w:type="dxa" w:w="80"/>
+              <w:right w:type="dxa" w:w="120"/>
+            </w:tcMar>
+          </w:tcPr>
+          <w:p>
+            <w:r>
+              <w:rPr>
+                <w:sz w:val="20"/>
+                <w:szCs w:val="20"/>
+              </w:rPr>
+              <w:t xml:space="preserve">Lets instructors drop portfolio links in course content</w:t>
             </w:r>
           </w:p>
         </w:tc>
       </w:tr>
     </w:tbl>
-    <w:p>
-      <w:pPr>
-        <w:spacing w:after="60" w:before="80"/>
-      </w:pPr>
-      <w:r>
-        <w:rPr>
-          <w:i/>
-          <w:iCs/>
-          <w:color w:val="666666"/>
-          <w:sz w:val="20"/>
-          <w:szCs w:val="20"/>
-        </w:rPr>
-        <w:t xml:space="preserve">If Brightspace's UI uses different names, look for “Assignment Submission / Asset Processor,” “Editor / Course Builder Link,” and “Course Navigation Link.”</w:t>
-      </w:r>
-    </w:p>
-    <w:p>
-      <w:pPr>
-        <w:pStyle w:val="Heading2"/>
-        <w:spacing w:after="80" w:before="180"/>
-      </w:pPr>
-      <w:r>
-        <w:rPr>
-          <w:rFonts w:ascii="Arial" w:cs="Arial" w:eastAsia="Arial" w:hAnsi="Arial"/>
-          <w:b/>
-          <w:bCs/>
-          <w:color w:val="1B5E20"/>
-          <w:sz w:val="26"/>
-          <w:szCs w:val="26"/>
-        </w:rPr>
-        <w:t xml:space="preserve">Step 4 — Create a deployment   (2 min)</w:t>
-      </w:r>
-    </w:p>
-    <w:p>
-      <w:pPr>
-        <w:spacing w:after="60" w:before="60"/>
-      </w:pPr>
-      <w:r>
-        <w:t xml:space="preserve">After registering the tool, create a deployment of it. For the pilot, scope the deployment to the LE3 org unit (or whichever org unit contains the pilot course). This limits the tool to just LE3 courses while we test.</w:t>
-      </w:r>
-    </w:p>
-    <w:p>
-      <w:pPr>
-        <w:spacing w:after="60" w:before="80"/>
-      </w:pPr>
-      <w:r>
-        <w:t xml:space="preserve">Brightspace will generate:</w:t>
-      </w:r>
-    </w:p>
-    <w:p>
-      <w:pPr>
-        <w:pStyle w:val="ListParagraph"/>
-        <w:numPr>
-          <w:ilvl w:val="0"/>
-          <w:numId w:val="2"/>
-        </w:numPr>
-        <w:spacing w:after="40" w:before="40"/>
-      </w:pPr>
-      <w:r>
-        <w:rPr>
-          <w:b/>
-          <w:bCs/>
-          <w:sz w:val="22"/>
-          <w:szCs w:val="22"/>
-        </w:rPr>
-        <w:t xml:space="preserve">Client ID </w:t>
-      </w:r>
-      <w:r>
-        <w:rPr>
-          <w:sz w:val="22"/>
-          <w:szCs w:val="22"/>
-        </w:rPr>
-        <w:t xml:space="preserve">— a UUID</w:t>
-      </w:r>
-    </w:p>
-    <w:p>
-      <w:pPr>
-        <w:pStyle w:val="ListParagraph"/>
-        <w:numPr>
-          <w:ilvl w:val="0"/>
-          <w:numId w:val="2"/>
-        </w:numPr>
-        <w:spacing w:after="40" w:before="40"/>
-      </w:pPr>
-      <w:r>
-        <w:rPr>
-          <w:b/>
-          <w:bCs/>
-          <w:sz w:val="22"/>
-          <w:szCs w:val="22"/>
-        </w:rPr>
-        <w:t xml:space="preserve">Deployment ID </w:t>
-      </w:r>
-      <w:r>
-        <w:rPr>
-          <w:sz w:val="22"/>
-          <w:szCs w:val="22"/>
-        </w:rPr>
-        <w:t xml:space="preserve">— a string</w:t>
-      </w:r>
-    </w:p>
-    <w:p>
-      <w:pPr>
-        <w:spacing w:after="60" w:before="80"/>
-      </w:pPr>
-      <w:r>
-        <w:rPr>
-          <w:b/>
-          <w:bCs/>
-        </w:rPr>
-        <w:t xml:space="preserve">Save these two values. </w:t>
-      </w:r>
-      <w:r>
-        <w:t xml:space="preserve">You'll send them to us in the next step.</w:t>
-      </w:r>
-    </w:p>
-    <w:p>
-      <w:pPr>
-        <w:pStyle w:val="Heading2"/>
-        <w:spacing w:after="80" w:before="180"/>
-      </w:pPr>
-      <w:r>
-        <w:rPr>
-          <w:rFonts w:ascii="Arial" w:cs="Arial" w:eastAsia="Arial" w:hAnsi="Arial"/>
-          <w:b/>
-          <w:bCs/>
-          <w:color w:val="1B5E20"/>
-          <w:sz w:val="26"/>
-          <w:szCs w:val="26"/>
-        </w:rPr>
-        <w:t xml:space="preserve">Step 5 — Send us four values   (2 min)</w:t>
-      </w:r>
-    </w:p>
-    <w:p>
-      <w:pPr>
-        <w:spacing w:after="60" w:before="60"/>
-      </w:pPr>
-      <w:r>
-        <w:t xml:space="preserve">Email the following to the LE3 Growth Portfolio team:</w:t>
-      </w:r>
-    </w:p>
-    <w:p>
-      <w:pPr>
-        <w:pStyle w:val="ListParagraph"/>
-        <w:numPr>
-          <w:ilvl w:val="0"/>
-          <w:numId w:val="2"/>
-        </w:numPr>
-        <w:spacing w:after="40" w:before="40"/>
-      </w:pPr>
-      <w:r>
-        <w:rPr>
-          <w:b/>
-          <w:bCs/>
-          <w:sz w:val="22"/>
-          <w:szCs w:val="22"/>
-        </w:rPr>
-        <w:t xml:space="preserve">Client ID </w:t>
-      </w:r>
-      <w:r>
-        <w:rPr>
-          <w:sz w:val="22"/>
-          <w:szCs w:val="22"/>
-        </w:rPr>
-        <w:t xml:space="preserve">(from Step 4)</w:t>
-      </w:r>
-    </w:p>
-    <w:p>
-      <w:pPr>
-        <w:pStyle w:val="ListParagraph"/>
-        <w:numPr>
-          <w:ilvl w:val="0"/>
-          <w:numId w:val="2"/>
-        </w:numPr>
-        <w:spacing w:after="40" w:before="40"/>
-      </w:pPr>
-      <w:r>
-        <w:rPr>
-          <w:b/>
-          <w:bCs/>
-          <w:sz w:val="22"/>
-          <w:szCs w:val="22"/>
-        </w:rPr>
-        <w:t xml:space="preserve">Deployment ID </w:t>
-      </w:r>
-      <w:r>
-        <w:rPr>
-          <w:sz w:val="22"/>
-          <w:szCs w:val="22"/>
-        </w:rPr>
-        <w:t xml:space="preserve">(from Step 4)</w:t>
-      </w:r>
-    </w:p>
-    <w:p>
-      <w:pPr>
-        <w:pStyle w:val="ListParagraph"/>
-        <w:numPr>
-          <w:ilvl w:val="0"/>
-          <w:numId w:val="2"/>
-        </w:numPr>
-        <w:spacing w:after="40" w:before="40"/>
-      </w:pPr>
-      <w:r>
-        <w:rPr>
-          <w:b/>
-          <w:bCs/>
-          <w:sz w:val="22"/>
-          <w:szCs w:val="22"/>
-        </w:rPr>
-        <w:t xml:space="preserve">Brightspace issuer URL </w:t>
-      </w:r>
-      <w:r>
-        <w:rPr>
-          <w:sz w:val="22"/>
-          <w:szCs w:val="22"/>
-        </w:rPr>
-        <w:t xml:space="preserve">— usually </w:t>
-      </w:r>
-      <w:r>
-        <w:rPr>
-          <w:rFonts w:ascii="Consolas" w:cs="Consolas" w:eastAsia="Consolas" w:hAnsi="Consolas"/>
-          <w:sz w:val="20"/>
-          <w:szCs w:val="20"/>
-        </w:rPr>
-        <w:t xml:space="preserve">https://nlu.brightspace.com</w:t>
-      </w:r>
-    </w:p>
-    <w:p>
-      <w:pPr>
-        <w:pStyle w:val="ListParagraph"/>
-        <w:numPr>
-          <w:ilvl w:val="0"/>
-          <w:numId w:val="2"/>
-        </w:numPr>
-        <w:spacing w:after="40" w:before="40"/>
-      </w:pPr>
-      <w:r>
-        <w:rPr>
-          <w:b/>
-          <w:bCs/>
-          <w:sz w:val="22"/>
-          <w:szCs w:val="22"/>
-        </w:rPr>
-        <w:t xml:space="preserve">Brightspace release version </w:t>
-      </w:r>
-      <w:r>
-        <w:rPr>
-          <w:sz w:val="22"/>
-          <w:szCs w:val="22"/>
-        </w:rPr>
-        <w:t xml:space="preserve">— so we can verify Asset Processor compatibility</w:t>
-      </w:r>
-    </w:p>
-    <w:p>
-      <w:pPr>
-        <w:spacing w:after="60" w:before="80"/>
-      </w:pPr>
-      <w:r>
-        <w:rPr>
-          <w:i/>
-          <w:iCs/>
-          <w:color w:val="666666"/>
-          <w:sz w:val="20"/>
-          <w:szCs w:val="20"/>
-        </w:rPr>
-        <w:t xml:space="preserve">Standard D2L auth, token, and JWKS URLs are already known to us; you only need to provide non-standard values if your instance uses them.</w:t>
-      </w:r>
-    </w:p>
-    <w:p>
-      <w:pPr>
-        <w:pStyle w:val="Heading2"/>
-        <w:spacing w:after="80" w:before="180"/>
-      </w:pPr>
-      <w:r>
-        <w:rPr>
-          <w:rFonts w:ascii="Arial" w:cs="Arial" w:eastAsia="Arial" w:hAnsi="Arial"/>
-          <w:b/>
-          <w:bCs/>
-          <w:color w:val="1B5E20"/>
-          <w:sz w:val="26"/>
-          <w:szCs w:val="26"/>
-        </w:rPr>
-        <w:t xml:space="preserve">Step 6 — Quick verification test   (5 min)</w:t>
-      </w:r>
-    </w:p>
     <w:p>
       <w:pPr>
         <w:spacing w:after="60" w:before="140"/>
@@ -2052,55 +1778,47 @@
           <w:sz w:val="22"/>
           <w:szCs w:val="22"/>
         </w:rPr>
-        <w:t xml:space="preserve">Test SSO:</w:t>
-      </w:r>
-    </w:p>
-    <w:p>
-      <w:pPr>
-        <w:pStyle w:val="ListParagraph"/>
-        <w:numPr>
-          <w:ilvl w:val="0"/>
-          <w:numId w:val="2"/>
-        </w:numPr>
+        <w:t xml:space="preserve">Step A5 — Create LTI deployment (2 min)</w:t>
+      </w:r>
+    </w:p>
+    <w:p>
+      <w:pPr>
+        <w:spacing w:after="60" w:before="60"/>
       </w:pPr>
       <w:r>
         <w:rPr>
           <w:sz w:val="22"/>
           <w:szCs w:val="22"/>
         </w:rPr>
-        <w:t xml:space="preserve">In a test course, add the Growth Portfolio link to the course nav (Course Tools → Navigation &amp; Themes → add “Growth Portfolio”).</w:t>
-      </w:r>
-    </w:p>
-    <w:p>
-      <w:pPr>
-        <w:pStyle w:val="ListParagraph"/>
-        <w:numPr>
-          <w:ilvl w:val="0"/>
-          <w:numId w:val="2"/>
-        </w:numPr>
-      </w:pPr>
-      <w:r>
-        <w:rPr>
+        <w:t xml:space="preserve">After registering the tool, create a deployment scoped to the LE3 org unit. Brightspace will generate an LTI Client ID and LTI Deployment ID — save both for Step C.</w:t>
+      </w:r>
+    </w:p>
+    <w:p>
+      <w:pPr>
+        <w:pBdr>
+          <w:left w:val="single" w:color="E65100" w:sz="36" w:space="12"/>
+        </w:pBdr>
+        <w:shd w:fill="FFF3E0" w:val="clear"/>
+        <w:spacing w:after="120" w:before="320"/>
+      </w:pPr>
+      <w:r>
+        <w:rPr>
+          <w:rFonts w:ascii="Arial" w:cs="Arial" w:eastAsia="Arial" w:hAnsi="Arial"/>
+          <w:b/>
+          <w:bCs/>
+          <w:color w:val="E65100"/>
           <w:sz w:val="22"/>
           <w:szCs w:val="22"/>
         </w:rPr>
-        <w:t xml:space="preserve">Click it. You should land at le3-growth-portfolio.vercel.app authenticated as yourself.</w:t>
-      </w:r>
-    </w:p>
-    <w:p>
-      <w:pPr>
-        <w:pStyle w:val="ListParagraph"/>
-        <w:numPr>
-          <w:ilvl w:val="0"/>
-          <w:numId w:val="2"/>
-        </w:numPr>
-      </w:pPr>
-      <w:r>
-        <w:rPr>
-          <w:sz w:val="22"/>
-          <w:szCs w:val="22"/>
-        </w:rPr>
-        <w:t xml:space="preserve">If you see the portfolio homepage with your name in the corner, SSO is working.</w:t>
+        <w:t xml:space="preserve">PART B — VALENCE OAUTH2 APPLICATION</w:t>
+      </w:r>
+      <w:r>
+        <w:rPr>
+          <w:color w:val="666666"/>
+          <w:sz w:val="20"/>
+          <w:szCs w:val="20"/>
+        </w:rPr>
+        <w:t xml:space="preserve">     ~25 minutes</w:t>
       </w:r>
     </w:p>
     <w:p>
@@ -2116,121 +1834,1521 @@
           <w:sz w:val="22"/>
           <w:szCs w:val="22"/>
         </w:rPr>
-        <w:t xml:space="preserve">Test Asset Processor:</w:t>
-      </w:r>
-    </w:p>
-    <w:p>
-      <w:pPr>
-        <w:pStyle w:val="ListParagraph"/>
-        <w:numPr>
-          <w:ilvl w:val="0"/>
-          <w:numId w:val="2"/>
-        </w:numPr>
+        <w:t xml:space="preserve">Step B1 — Register an OAuth2 client (5 min)</w:t>
+      </w:r>
+    </w:p>
+    <w:p>
+      <w:pPr>
+        <w:spacing w:after="60" w:before="60"/>
+      </w:pPr>
+      <w:r>
+        <w:t xml:space="preserve">Navigate to </w:t>
+      </w:r>
+      <w:r>
+        <w:rPr>
+          <w:b/>
+          <w:bCs/>
+        </w:rPr>
+        <w:t xml:space="preserve">Admin Tools → Manage Extensibility → OAuth 2.0 → Register an app</w:t>
+      </w:r>
+      <w:r>
+        <w:t xml:space="preserve">.</w:t>
+      </w:r>
+    </w:p>
+    <w:p>
+      <w:pPr>
+        <w:spacing w:after="60" w:before="60"/>
       </w:pPr>
       <w:r>
         <w:rPr>
           <w:sz w:val="22"/>
           <w:szCs w:val="22"/>
         </w:rPr>
-        <w:t xml:space="preserve">Create a new assignment dropbox in the test course.</w:t>
-      </w:r>
-    </w:p>
-    <w:p>
-      <w:pPr>
-        <w:pStyle w:val="ListParagraph"/>
-        <w:numPr>
-          <w:ilvl w:val="0"/>
-          <w:numId w:val="2"/>
-        </w:numPr>
-      </w:pPr>
-      <w:r>
-        <w:rPr>
+        <w:t xml:space="preserve">Fill in:</w:t>
+      </w:r>
+    </w:p>
+    <w:tbl>
+      <w:tblPr>
+        <w:tblW w:type="dxa" w:w="9360"/>
+        <w:tblBorders>
+          <w:top w:val="single" w:color="auto" w:sz="4"/>
+          <w:left w:val="single" w:color="auto" w:sz="4"/>
+          <w:bottom w:val="single" w:color="auto" w:sz="4"/>
+          <w:right w:val="single" w:color="auto" w:sz="4"/>
+          <w:insideH w:val="single" w:color="auto" w:sz="4"/>
+          <w:insideV w:val="single" w:color="auto" w:sz="4"/>
+        </w:tblBorders>
+      </w:tblPr>
+      <w:tblGrid>
+        <w:gridCol w:w="3240"/>
+        <w:gridCol w:w="6120"/>
+      </w:tblGrid>
+      <w:tr>
+        <w:tc>
+          <w:tcPr>
+            <w:tcW w:type="dxa" w:w="3240"/>
+            <w:tcBorders>
+              <w:top w:val="single" w:color="CCCCCC" w:sz="4"/>
+              <w:left w:val="single" w:color="CCCCCC" w:sz="4"/>
+              <w:bottom w:val="single" w:color="CCCCCC" w:sz="4"/>
+              <w:right w:val="single" w:color="CCCCCC" w:sz="4"/>
+            </w:tcBorders>
+            <w:shd w:fill="E65100" w:val="clear"/>
+            <w:tcMar>
+              <w:top w:type="dxa" w:w="100"/>
+              <w:left w:type="dxa" w:w="120"/>
+              <w:bottom w:type="dxa" w:w="100"/>
+              <w:right w:type="dxa" w:w="120"/>
+            </w:tcMar>
+          </w:tcPr>
+          <w:p>
+            <w:r>
+              <w:rPr>
+                <w:b/>
+                <w:bCs/>
+                <w:color w:val="FFFFFF"/>
+                <w:sz w:val="20"/>
+                <w:szCs w:val="20"/>
+              </w:rPr>
+              <w:t xml:space="preserve">Field</w:t>
+            </w:r>
+          </w:p>
+        </w:tc>
+        <w:tc>
+          <w:tcPr>
+            <w:tcW w:type="dxa" w:w="6120"/>
+            <w:tcBorders>
+              <w:top w:val="single" w:color="CCCCCC" w:sz="4"/>
+              <w:left w:val="single" w:color="CCCCCC" w:sz="4"/>
+              <w:bottom w:val="single" w:color="CCCCCC" w:sz="4"/>
+              <w:right w:val="single" w:color="CCCCCC" w:sz="4"/>
+            </w:tcBorders>
+            <w:shd w:fill="E65100" w:val="clear"/>
+            <w:tcMar>
+              <w:top w:type="dxa" w:w="100"/>
+              <w:left w:type="dxa" w:w="120"/>
+              <w:bottom w:type="dxa" w:w="100"/>
+              <w:right w:type="dxa" w:w="120"/>
+            </w:tcMar>
+          </w:tcPr>
+          <w:p>
+            <w:r>
+              <w:rPr>
+                <w:b/>
+                <w:bCs/>
+                <w:color w:val="FFFFFF"/>
+                <w:sz w:val="20"/>
+                <w:szCs w:val="20"/>
+              </w:rPr>
+              <w:t xml:space="preserve">Value</w:t>
+            </w:r>
+          </w:p>
+        </w:tc>
+      </w:tr>
+      <w:tr>
+        <w:tc>
+          <w:tcPr>
+            <w:tcW w:type="dxa" w:w="3240"/>
+            <w:tcBorders>
+              <w:top w:val="single" w:color="CCCCCC" w:sz="4"/>
+              <w:left w:val="single" w:color="CCCCCC" w:sz="4"/>
+              <w:bottom w:val="single" w:color="CCCCCC" w:sz="4"/>
+              <w:right w:val="single" w:color="CCCCCC" w:sz="4"/>
+            </w:tcBorders>
+            <w:shd w:fill="FAFAFA" w:val="clear"/>
+            <w:tcMar>
+              <w:top w:type="dxa" w:w="80"/>
+              <w:left w:type="dxa" w:w="120"/>
+              <w:bottom w:type="dxa" w:w="80"/>
+              <w:right w:type="dxa" w:w="120"/>
+            </w:tcMar>
+          </w:tcPr>
+          <w:p>
+            <w:r>
+              <w:rPr>
+                <w:sz w:val="20"/>
+                <w:szCs w:val="20"/>
+              </w:rPr>
+              <w:t xml:space="preserve">Application Name</w:t>
+            </w:r>
+          </w:p>
+        </w:tc>
+        <w:tc>
+          <w:tcPr>
+            <w:tcW w:type="dxa" w:w="6120"/>
+            <w:tcBorders>
+              <w:top w:val="single" w:color="CCCCCC" w:sz="4"/>
+              <w:left w:val="single" w:color="CCCCCC" w:sz="4"/>
+              <w:bottom w:val="single" w:color="CCCCCC" w:sz="4"/>
+              <w:right w:val="single" w:color="CCCCCC" w:sz="4"/>
+            </w:tcBorders>
+            <w:shd w:fill="FAFAFA" w:val="clear"/>
+            <w:tcMar>
+              <w:top w:type="dxa" w:w="80"/>
+              <w:left w:type="dxa" w:w="120"/>
+              <w:bottom w:type="dxa" w:w="80"/>
+              <w:right w:type="dxa" w:w="120"/>
+            </w:tcMar>
+          </w:tcPr>
+          <w:p>
+            <w:r>
+              <w:rPr>
+                <w:sz w:val="20"/>
+                <w:szCs w:val="20"/>
+              </w:rPr>
+              <w:t xml:space="preserve">LE3 Growth Portfolio — Data Sync</w:t>
+            </w:r>
+          </w:p>
+        </w:tc>
+      </w:tr>
+      <w:tr>
+        <w:tc>
+          <w:tcPr>
+            <w:tcW w:type="dxa" w:w="3240"/>
+            <w:tcBorders>
+              <w:top w:val="single" w:color="CCCCCC" w:sz="4"/>
+              <w:left w:val="single" w:color="CCCCCC" w:sz="4"/>
+              <w:bottom w:val="single" w:color="CCCCCC" w:sz="4"/>
+              <w:right w:val="single" w:color="CCCCCC" w:sz="4"/>
+            </w:tcBorders>
+            <w:shd w:fill="FFFFFF" w:val="clear"/>
+            <w:tcMar>
+              <w:top w:type="dxa" w:w="80"/>
+              <w:left w:type="dxa" w:w="120"/>
+              <w:bottom w:type="dxa" w:w="80"/>
+              <w:right w:type="dxa" w:w="120"/>
+            </w:tcMar>
+          </w:tcPr>
+          <w:p>
+            <w:r>
+              <w:rPr>
+                <w:sz w:val="20"/>
+                <w:szCs w:val="20"/>
+              </w:rPr>
+              <w:t xml:space="preserve">Grant Type</w:t>
+            </w:r>
+          </w:p>
+        </w:tc>
+        <w:tc>
+          <w:tcPr>
+            <w:tcW w:type="dxa" w:w="6120"/>
+            <w:tcBorders>
+              <w:top w:val="single" w:color="CCCCCC" w:sz="4"/>
+              <w:left w:val="single" w:color="CCCCCC" w:sz="4"/>
+              <w:bottom w:val="single" w:color="CCCCCC" w:sz="4"/>
+              <w:right w:val="single" w:color="CCCCCC" w:sz="4"/>
+            </w:tcBorders>
+            <w:shd w:fill="FFFFFF" w:val="clear"/>
+            <w:tcMar>
+              <w:top w:type="dxa" w:w="80"/>
+              <w:left w:type="dxa" w:w="120"/>
+              <w:bottom w:type="dxa" w:w="80"/>
+              <w:right w:type="dxa" w:w="120"/>
+            </w:tcMar>
+          </w:tcPr>
+          <w:p>
+            <w:r>
+              <w:rPr>
+                <w:sz w:val="20"/>
+                <w:szCs w:val="20"/>
+              </w:rPr>
+              <w:t xml:space="preserve">Client Credentials (server-to-server)</w:t>
+            </w:r>
+          </w:p>
+        </w:tc>
+      </w:tr>
+      <w:tr>
+        <w:tc>
+          <w:tcPr>
+            <w:tcW w:type="dxa" w:w="3240"/>
+            <w:tcBorders>
+              <w:top w:val="single" w:color="CCCCCC" w:sz="4"/>
+              <w:left w:val="single" w:color="CCCCCC" w:sz="4"/>
+              <w:bottom w:val="single" w:color="CCCCCC" w:sz="4"/>
+              <w:right w:val="single" w:color="CCCCCC" w:sz="4"/>
+            </w:tcBorders>
+            <w:shd w:fill="FAFAFA" w:val="clear"/>
+            <w:tcMar>
+              <w:top w:type="dxa" w:w="80"/>
+              <w:left w:type="dxa" w:w="120"/>
+              <w:bottom w:type="dxa" w:w="80"/>
+              <w:right w:type="dxa" w:w="120"/>
+            </w:tcMar>
+          </w:tcPr>
+          <w:p>
+            <w:r>
+              <w:rPr>
+                <w:sz w:val="20"/>
+                <w:szCs w:val="20"/>
+              </w:rPr>
+              <w:t xml:space="preserve">Access Token Lifetime</w:t>
+            </w:r>
+          </w:p>
+        </w:tc>
+        <w:tc>
+          <w:tcPr>
+            <w:tcW w:type="dxa" w:w="6120"/>
+            <w:tcBorders>
+              <w:top w:val="single" w:color="CCCCCC" w:sz="4"/>
+              <w:left w:val="single" w:color="CCCCCC" w:sz="4"/>
+              <w:bottom w:val="single" w:color="CCCCCC" w:sz="4"/>
+              <w:right w:val="single" w:color="CCCCCC" w:sz="4"/>
+            </w:tcBorders>
+            <w:shd w:fill="FAFAFA" w:val="clear"/>
+            <w:tcMar>
+              <w:top w:type="dxa" w:w="80"/>
+              <w:left w:type="dxa" w:w="120"/>
+              <w:bottom w:type="dxa" w:w="80"/>
+              <w:right w:type="dxa" w:w="120"/>
+            </w:tcMar>
+          </w:tcPr>
+          <w:p>
+            <w:r>
+              <w:rPr>
+                <w:sz w:val="20"/>
+                <w:szCs w:val="20"/>
+              </w:rPr>
+              <w:t xml:space="preserve">72000 seconds (20 hours, the maximum)</w:t>
+            </w:r>
+          </w:p>
+        </w:tc>
+      </w:tr>
+    </w:tbl>
+    <w:p>
+      <w:pPr>
+        <w:spacing w:after="60" w:before="60"/>
+      </w:pPr>
+      <w:r>
+        <w:rPr>
+          <w:i/>
+          <w:iCs/>
+          <w:color w:val="666666"/>
+          <w:sz w:val="20"/>
+          <w:szCs w:val="20"/>
+        </w:rPr>
+        <w:t xml:space="preserve">Brightspace will generate a Client ID and Client Secret — save both for Step C.</w:t>
+      </w:r>
+    </w:p>
+    <w:p>
+      <w:pPr>
+        <w:spacing w:after="60" w:before="140"/>
+      </w:pPr>
+      <w:r>
+        <w:rPr>
+          <w:rFonts w:ascii="Arial" w:cs="Arial" w:eastAsia="Arial" w:hAnsi="Arial"/>
+          <w:b/>
+          <w:bCs/>
+          <w:color w:val="333333"/>
           <w:sz w:val="22"/>
           <w:szCs w:val="22"/>
         </w:rPr>
-        <w:t xml:space="preserve">Edit it, go to Attachments / External Tools, add Growth Portfolio.</w:t>
-      </w:r>
-    </w:p>
-    <w:p>
-      <w:pPr>
-        <w:pStyle w:val="ListParagraph"/>
-        <w:numPr>
-          <w:ilvl w:val="0"/>
-          <w:numId w:val="2"/>
-        </w:numPr>
+        <w:t xml:space="preserve">Step B2 — Grant Valence scopes (3 min)</w:t>
+      </w:r>
+    </w:p>
+    <w:p>
+      <w:pPr>
+        <w:spacing w:after="60" w:before="60"/>
       </w:pPr>
       <w:r>
         <w:rPr>
           <w:sz w:val="22"/>
           <w:szCs w:val="22"/>
         </w:rPr>
-        <w:t xml:space="preserve">On the deep-linking page that opens, click “Attach to Assignment.”</w:t>
-      </w:r>
-    </w:p>
-    <w:p>
-      <w:pPr>
-        <w:pStyle w:val="ListParagraph"/>
-        <w:numPr>
-          <w:ilvl w:val="0"/>
-          <w:numId w:val="2"/>
-        </w:numPr>
-      </w:pPr>
-      <w:r>
-        <w:rPr>
+        <w:t xml:space="preserve">These are Brightspace-specific (not IMS standard). Grant all seven.</w:t>
+      </w:r>
+    </w:p>
+    <w:tbl>
+      <w:tblPr>
+        <w:tblW w:type="dxa" w:w="9360"/>
+        <w:tblBorders>
+          <w:top w:val="single" w:color="auto" w:sz="4"/>
+          <w:left w:val="single" w:color="auto" w:sz="4"/>
+          <w:bottom w:val="single" w:color="auto" w:sz="4"/>
+          <w:right w:val="single" w:color="auto" w:sz="4"/>
+          <w:insideH w:val="single" w:color="auto" w:sz="4"/>
+          <w:insideV w:val="single" w:color="auto" w:sz="4"/>
+        </w:tblBorders>
+      </w:tblPr>
+      <w:tblGrid>
+        <w:gridCol w:w="3600"/>
+        <w:gridCol w:w="5760"/>
+      </w:tblGrid>
+      <w:tr>
+        <w:tc>
+          <w:tcPr>
+            <w:tcW w:type="dxa" w:w="3600"/>
+            <w:tcBorders>
+              <w:top w:val="single" w:color="CCCCCC" w:sz="4"/>
+              <w:left w:val="single" w:color="CCCCCC" w:sz="4"/>
+              <w:bottom w:val="single" w:color="CCCCCC" w:sz="4"/>
+              <w:right w:val="single" w:color="CCCCCC" w:sz="4"/>
+            </w:tcBorders>
+            <w:shd w:fill="E65100" w:val="clear"/>
+            <w:tcMar>
+              <w:top w:type="dxa" w:w="100"/>
+              <w:left w:type="dxa" w:w="120"/>
+              <w:bottom w:type="dxa" w:w="100"/>
+              <w:right w:type="dxa" w:w="120"/>
+            </w:tcMar>
+          </w:tcPr>
+          <w:p>
+            <w:r>
+              <w:rPr>
+                <w:b/>
+                <w:bCs/>
+                <w:color w:val="FFFFFF"/>
+                <w:sz w:val="20"/>
+                <w:szCs w:val="20"/>
+              </w:rPr>
+              <w:t xml:space="preserve">Scope</w:t>
+            </w:r>
+          </w:p>
+        </w:tc>
+        <w:tc>
+          <w:tcPr>
+            <w:tcW w:type="dxa" w:w="5760"/>
+            <w:tcBorders>
+              <w:top w:val="single" w:color="CCCCCC" w:sz="4"/>
+              <w:left w:val="single" w:color="CCCCCC" w:sz="4"/>
+              <w:bottom w:val="single" w:color="CCCCCC" w:sz="4"/>
+              <w:right w:val="single" w:color="CCCCCC" w:sz="4"/>
+            </w:tcBorders>
+            <w:shd w:fill="E65100" w:val="clear"/>
+            <w:tcMar>
+              <w:top w:type="dxa" w:w="100"/>
+              <w:left w:type="dxa" w:w="120"/>
+              <w:bottom w:type="dxa" w:w="100"/>
+              <w:right w:type="dxa" w:w="120"/>
+            </w:tcMar>
+          </w:tcPr>
+          <w:p>
+            <w:r>
+              <w:rPr>
+                <w:b/>
+                <w:bCs/>
+                <w:color w:val="FFFFFF"/>
+                <w:sz w:val="20"/>
+                <w:szCs w:val="20"/>
+              </w:rPr>
+              <w:t xml:space="preserve">Purpose</w:t>
+            </w:r>
+          </w:p>
+        </w:tc>
+      </w:tr>
+      <w:tr>
+        <w:tc>
+          <w:tcPr>
+            <w:tcW w:type="dxa" w:w="3600"/>
+            <w:tcBorders>
+              <w:top w:val="single" w:color="CCCCCC" w:sz="4"/>
+              <w:left w:val="single" w:color="CCCCCC" w:sz="4"/>
+              <w:bottom w:val="single" w:color="CCCCCC" w:sz="4"/>
+              <w:right w:val="single" w:color="CCCCCC" w:sz="4"/>
+            </w:tcBorders>
+            <w:shd w:fill="FAFAFA" w:val="clear"/>
+            <w:tcMar>
+              <w:top w:type="dxa" w:w="80"/>
+              <w:left w:type="dxa" w:w="120"/>
+              <w:bottom w:type="dxa" w:w="80"/>
+              <w:right w:type="dxa" w:w="120"/>
+            </w:tcMar>
+          </w:tcPr>
+          <w:p>
+            <w:r>
+              <w:rPr>
+                <w:sz w:val="20"/>
+                <w:szCs w:val="20"/>
+              </w:rPr>
+              <w:t xml:space="preserve">core:*:*</w:t>
+            </w:r>
+          </w:p>
+        </w:tc>
+        <w:tc>
+          <w:tcPr>
+            <w:tcW w:type="dxa" w:w="5760"/>
+            <w:tcBorders>
+              <w:top w:val="single" w:color="CCCCCC" w:sz="4"/>
+              <w:left w:val="single" w:color="CCCCCC" w:sz="4"/>
+              <w:bottom w:val="single" w:color="CCCCCC" w:sz="4"/>
+              <w:right w:val="single" w:color="CCCCCC" w:sz="4"/>
+            </w:tcBorders>
+            <w:shd w:fill="FAFAFA" w:val="clear"/>
+            <w:tcMar>
+              <w:top w:type="dxa" w:w="80"/>
+              <w:left w:type="dxa" w:w="120"/>
+              <w:bottom w:type="dxa" w:w="80"/>
+              <w:right w:type="dxa" w:w="120"/>
+            </w:tcMar>
+          </w:tcPr>
+          <w:p>
+            <w:r>
+              <w:rPr>
+                <w:sz w:val="20"/>
+                <w:szCs w:val="20"/>
+              </w:rPr>
+              <w:t xml:space="preserve">General Valence API read access</w:t>
+            </w:r>
+          </w:p>
+        </w:tc>
+      </w:tr>
+      <w:tr>
+        <w:tc>
+          <w:tcPr>
+            <w:tcW w:type="dxa" w:w="3600"/>
+            <w:tcBorders>
+              <w:top w:val="single" w:color="CCCCCC" w:sz="4"/>
+              <w:left w:val="single" w:color="CCCCCC" w:sz="4"/>
+              <w:bottom w:val="single" w:color="CCCCCC" w:sz="4"/>
+              <w:right w:val="single" w:color="CCCCCC" w:sz="4"/>
+            </w:tcBorders>
+            <w:shd w:fill="FFFFFF" w:val="clear"/>
+            <w:tcMar>
+              <w:top w:type="dxa" w:w="80"/>
+              <w:left w:type="dxa" w:w="120"/>
+              <w:bottom w:type="dxa" w:w="80"/>
+              <w:right w:type="dxa" w:w="120"/>
+            </w:tcMar>
+          </w:tcPr>
+          <w:p>
+            <w:r>
+              <w:rPr>
+                <w:sz w:val="20"/>
+                <w:szCs w:val="20"/>
+              </w:rPr>
+              <w:t xml:space="preserve">dropbox:folders:read</w:t>
+            </w:r>
+          </w:p>
+        </w:tc>
+        <w:tc>
+          <w:tcPr>
+            <w:tcW w:type="dxa" w:w="5760"/>
+            <w:tcBorders>
+              <w:top w:val="single" w:color="CCCCCC" w:sz="4"/>
+              <w:left w:val="single" w:color="CCCCCC" w:sz="4"/>
+              <w:bottom w:val="single" w:color="CCCCCC" w:sz="4"/>
+              <w:right w:val="single" w:color="CCCCCC" w:sz="4"/>
+            </w:tcBorders>
+            <w:shd w:fill="FFFFFF" w:val="clear"/>
+            <w:tcMar>
+              <w:top w:type="dxa" w:w="80"/>
+              <w:left w:type="dxa" w:w="120"/>
+              <w:bottom w:type="dxa" w:w="80"/>
+              <w:right w:type="dxa" w:w="120"/>
+            </w:tcMar>
+          </w:tcPr>
+          <w:p>
+            <w:r>
+              <w:rPr>
+                <w:sz w:val="20"/>
+                <w:szCs w:val="20"/>
+              </w:rPr>
+              <w:t xml:space="preserve">List assignment dropbox folders</w:t>
+            </w:r>
+          </w:p>
+        </w:tc>
+      </w:tr>
+      <w:tr>
+        <w:tc>
+          <w:tcPr>
+            <w:tcW w:type="dxa" w:w="3600"/>
+            <w:tcBorders>
+              <w:top w:val="single" w:color="CCCCCC" w:sz="4"/>
+              <w:left w:val="single" w:color="CCCCCC" w:sz="4"/>
+              <w:bottom w:val="single" w:color="CCCCCC" w:sz="4"/>
+              <w:right w:val="single" w:color="CCCCCC" w:sz="4"/>
+            </w:tcBorders>
+            <w:shd w:fill="FAFAFA" w:val="clear"/>
+            <w:tcMar>
+              <w:top w:type="dxa" w:w="80"/>
+              <w:left w:type="dxa" w:w="120"/>
+              <w:bottom w:type="dxa" w:w="80"/>
+              <w:right w:type="dxa" w:w="120"/>
+            </w:tcMar>
+          </w:tcPr>
+          <w:p>
+            <w:r>
+              <w:rPr>
+                <w:sz w:val="20"/>
+                <w:szCs w:val="20"/>
+              </w:rPr>
+              <w:t xml:space="preserve">dropbox:submissions:read</w:t>
+            </w:r>
+          </w:p>
+        </w:tc>
+        <w:tc>
+          <w:tcPr>
+            <w:tcW w:type="dxa" w:w="5760"/>
+            <w:tcBorders>
+              <w:top w:val="single" w:color="CCCCCC" w:sz="4"/>
+              <w:left w:val="single" w:color="CCCCCC" w:sz="4"/>
+              <w:bottom w:val="single" w:color="CCCCCC" w:sz="4"/>
+              <w:right w:val="single" w:color="CCCCCC" w:sz="4"/>
+            </w:tcBorders>
+            <w:shd w:fill="FAFAFA" w:val="clear"/>
+            <w:tcMar>
+              <w:top w:type="dxa" w:w="80"/>
+              <w:left w:type="dxa" w:w="120"/>
+              <w:bottom w:type="dxa" w:w="80"/>
+              <w:right w:type="dxa" w:w="120"/>
+            </w:tcMar>
+          </w:tcPr>
+          <w:p>
+            <w:r>
+              <w:rPr>
+                <w:sz w:val="20"/>
+                <w:szCs w:val="20"/>
+              </w:rPr>
+              <w:t xml:space="preserve">List student submissions</w:t>
+            </w:r>
+          </w:p>
+        </w:tc>
+      </w:tr>
+      <w:tr>
+        <w:tc>
+          <w:tcPr>
+            <w:tcW w:type="dxa" w:w="3600"/>
+            <w:tcBorders>
+              <w:top w:val="single" w:color="CCCCCC" w:sz="4"/>
+              <w:left w:val="single" w:color="CCCCCC" w:sz="4"/>
+              <w:bottom w:val="single" w:color="CCCCCC" w:sz="4"/>
+              <w:right w:val="single" w:color="CCCCCC" w:sz="4"/>
+            </w:tcBorders>
+            <w:shd w:fill="FFFFFF" w:val="clear"/>
+            <w:tcMar>
+              <w:top w:type="dxa" w:w="80"/>
+              <w:left w:type="dxa" w:w="120"/>
+              <w:bottom w:type="dxa" w:w="80"/>
+              <w:right w:type="dxa" w:w="120"/>
+            </w:tcMar>
+          </w:tcPr>
+          <w:p>
+            <w:r>
+              <w:rPr>
+                <w:sz w:val="20"/>
+                <w:szCs w:val="20"/>
+              </w:rPr>
+              <w:t xml:space="preserve">dropbox:folder-attachments:read</w:t>
+            </w:r>
+          </w:p>
+        </w:tc>
+        <w:tc>
+          <w:tcPr>
+            <w:tcW w:type="dxa" w:w="5760"/>
+            <w:tcBorders>
+              <w:top w:val="single" w:color="CCCCCC" w:sz="4"/>
+              <w:left w:val="single" w:color="CCCCCC" w:sz="4"/>
+              <w:bottom w:val="single" w:color="CCCCCC" w:sz="4"/>
+              <w:right w:val="single" w:color="CCCCCC" w:sz="4"/>
+            </w:tcBorders>
+            <w:shd w:fill="FFFFFF" w:val="clear"/>
+            <w:tcMar>
+              <w:top w:type="dxa" w:w="80"/>
+              <w:left w:type="dxa" w:w="120"/>
+              <w:bottom w:type="dxa" w:w="80"/>
+              <w:right w:type="dxa" w:w="120"/>
+            </w:tcMar>
+          </w:tcPr>
+          <w:p>
+            <w:r>
+              <w:rPr>
+                <w:sz w:val="20"/>
+                <w:szCs w:val="20"/>
+              </w:rPr>
+              <w:t xml:space="preserve">Download submitted files</w:t>
+            </w:r>
+          </w:p>
+        </w:tc>
+      </w:tr>
+      <w:tr>
+        <w:tc>
+          <w:tcPr>
+            <w:tcW w:type="dxa" w:w="3600"/>
+            <w:tcBorders>
+              <w:top w:val="single" w:color="CCCCCC" w:sz="4"/>
+              <w:left w:val="single" w:color="CCCCCC" w:sz="4"/>
+              <w:bottom w:val="single" w:color="CCCCCC" w:sz="4"/>
+              <w:right w:val="single" w:color="CCCCCC" w:sz="4"/>
+            </w:tcBorders>
+            <w:shd w:fill="FAFAFA" w:val="clear"/>
+            <w:tcMar>
+              <w:top w:type="dxa" w:w="80"/>
+              <w:left w:type="dxa" w:w="120"/>
+              <w:bottom w:type="dxa" w:w="80"/>
+              <w:right w:type="dxa" w:w="120"/>
+            </w:tcMar>
+          </w:tcPr>
+          <w:p>
+            <w:r>
+              <w:rPr>
+                <w:sz w:val="20"/>
+                <w:szCs w:val="20"/>
+              </w:rPr>
+              <w:t xml:space="preserve">enrollment:orgunit:read</w:t>
+            </w:r>
+          </w:p>
+        </w:tc>
+        <w:tc>
+          <w:tcPr>
+            <w:tcW w:type="dxa" w:w="5760"/>
+            <w:tcBorders>
+              <w:top w:val="single" w:color="CCCCCC" w:sz="4"/>
+              <w:left w:val="single" w:color="CCCCCC" w:sz="4"/>
+              <w:bottom w:val="single" w:color="CCCCCC" w:sz="4"/>
+              <w:right w:val="single" w:color="CCCCCC" w:sz="4"/>
+            </w:tcBorders>
+            <w:shd w:fill="FAFAFA" w:val="clear"/>
+            <w:tcMar>
+              <w:top w:type="dxa" w:w="80"/>
+              <w:left w:type="dxa" w:w="120"/>
+              <w:bottom w:type="dxa" w:w="80"/>
+              <w:right w:type="dxa" w:w="120"/>
+            </w:tcMar>
+          </w:tcPr>
+          <w:p>
+            <w:r>
+              <w:rPr>
+                <w:sz w:val="20"/>
+                <w:szCs w:val="20"/>
+              </w:rPr>
+              <w:t xml:space="preserve">Read course enrollments (rosters)</w:t>
+            </w:r>
+          </w:p>
+        </w:tc>
+      </w:tr>
+      <w:tr>
+        <w:tc>
+          <w:tcPr>
+            <w:tcW w:type="dxa" w:w="3600"/>
+            <w:tcBorders>
+              <w:top w:val="single" w:color="CCCCCC" w:sz="4"/>
+              <w:left w:val="single" w:color="CCCCCC" w:sz="4"/>
+              <w:bottom w:val="single" w:color="CCCCCC" w:sz="4"/>
+              <w:right w:val="single" w:color="CCCCCC" w:sz="4"/>
+            </w:tcBorders>
+            <w:shd w:fill="FFFFFF" w:val="clear"/>
+            <w:tcMar>
+              <w:top w:type="dxa" w:w="80"/>
+              <w:left w:type="dxa" w:w="120"/>
+              <w:bottom w:type="dxa" w:w="80"/>
+              <w:right w:type="dxa" w:w="120"/>
+            </w:tcMar>
+          </w:tcPr>
+          <w:p>
+            <w:r>
+              <w:rPr>
+                <w:sz w:val="20"/>
+                <w:szCs w:val="20"/>
+              </w:rPr>
+              <w:t xml:space="preserve">users:userdata:read</w:t>
+            </w:r>
+          </w:p>
+        </w:tc>
+        <w:tc>
+          <w:tcPr>
+            <w:tcW w:type="dxa" w:w="5760"/>
+            <w:tcBorders>
+              <w:top w:val="single" w:color="CCCCCC" w:sz="4"/>
+              <w:left w:val="single" w:color="CCCCCC" w:sz="4"/>
+              <w:bottom w:val="single" w:color="CCCCCC" w:sz="4"/>
+              <w:right w:val="single" w:color="CCCCCC" w:sz="4"/>
+            </w:tcBorders>
+            <w:shd w:fill="FFFFFF" w:val="clear"/>
+            <w:tcMar>
+              <w:top w:type="dxa" w:w="80"/>
+              <w:left w:type="dxa" w:w="120"/>
+              <w:bottom w:type="dxa" w:w="80"/>
+              <w:right w:type="dxa" w:w="120"/>
+            </w:tcMar>
+          </w:tcPr>
+          <w:p>
+            <w:r>
+              <w:rPr>
+                <w:sz w:val="20"/>
+                <w:szCs w:val="20"/>
+              </w:rPr>
+              <w:t xml:space="preserve">Read student and instructor profiles</w:t>
+            </w:r>
+          </w:p>
+        </w:tc>
+      </w:tr>
+      <w:tr>
+        <w:tc>
+          <w:tcPr>
+            <w:tcW w:type="dxa" w:w="3600"/>
+            <w:tcBorders>
+              <w:top w:val="single" w:color="CCCCCC" w:sz="4"/>
+              <w:left w:val="single" w:color="CCCCCC" w:sz="4"/>
+              <w:bottom w:val="single" w:color="CCCCCC" w:sz="4"/>
+              <w:right w:val="single" w:color="CCCCCC" w:sz="4"/>
+            </w:tcBorders>
+            <w:shd w:fill="FAFAFA" w:val="clear"/>
+            <w:tcMar>
+              <w:top w:type="dxa" w:w="80"/>
+              <w:left w:type="dxa" w:w="120"/>
+              <w:bottom w:type="dxa" w:w="80"/>
+              <w:right w:type="dxa" w:w="120"/>
+            </w:tcMar>
+          </w:tcPr>
+          <w:p>
+            <w:r>
+              <w:rPr>
+                <w:sz w:val="20"/>
+                <w:szCs w:val="20"/>
+              </w:rPr>
+              <w:t xml:space="preserve">orgunit:children:read</w:t>
+            </w:r>
+          </w:p>
+        </w:tc>
+        <w:tc>
+          <w:tcPr>
+            <w:tcW w:type="dxa" w:w="5760"/>
+            <w:tcBorders>
+              <w:top w:val="single" w:color="CCCCCC" w:sz="4"/>
+              <w:left w:val="single" w:color="CCCCCC" w:sz="4"/>
+              <w:bottom w:val="single" w:color="CCCCCC" w:sz="4"/>
+              <w:right w:val="single" w:color="CCCCCC" w:sz="4"/>
+            </w:tcBorders>
+            <w:shd w:fill="FAFAFA" w:val="clear"/>
+            <w:tcMar>
+              <w:top w:type="dxa" w:w="80"/>
+              <w:left w:type="dxa" w:w="120"/>
+              <w:bottom w:type="dxa" w:w="80"/>
+              <w:right w:type="dxa" w:w="120"/>
+            </w:tcMar>
+          </w:tcPr>
+          <w:p>
+            <w:r>
+              <w:rPr>
+                <w:sz w:val="20"/>
+                <w:szCs w:val="20"/>
+              </w:rPr>
+              <w:t xml:space="preserve">Walk the LE3 org unit to find courses</w:t>
+            </w:r>
+          </w:p>
+        </w:tc>
+      </w:tr>
+    </w:tbl>
+    <w:p>
+      <w:pPr>
+        <w:spacing w:after="60" w:before="140"/>
+      </w:pPr>
+      <w:r>
+        <w:rPr>
+          <w:rFonts w:ascii="Arial" w:cs="Arial" w:eastAsia="Arial" w:hAnsi="Arial"/>
+          <w:b/>
+          <w:bCs/>
+          <w:color w:val="333333"/>
           <w:sz w:val="22"/>
           <w:szCs w:val="22"/>
         </w:rPr>
-        <w:t xml:space="preserve">Return to the dropbox and save it.</w:t>
-      </w:r>
-    </w:p>
-    <w:p>
-      <w:pPr>
-        <w:pStyle w:val="ListParagraph"/>
-        <w:numPr>
-          <w:ilvl w:val="0"/>
-          <w:numId w:val="2"/>
-        </w:numPr>
+        <w:t xml:space="preserve">Step B3 — Assign a service user (5 min)</w:t>
+      </w:r>
+    </w:p>
+    <w:p>
+      <w:pPr>
+        <w:spacing w:after="60" w:before="60"/>
       </w:pPr>
       <w:r>
         <w:rPr>
           <w:sz w:val="22"/>
           <w:szCs w:val="22"/>
         </w:rPr>
-        <w:t xml:space="preserve">As a test student, submit a PDF or DOCX to that dropbox.</w:t>
-      </w:r>
-    </w:p>
-    <w:p>
-      <w:pPr>
-        <w:pStyle w:val="ListParagraph"/>
-        <w:numPr>
-          <w:ilvl w:val="0"/>
-          <w:numId w:val="2"/>
-        </w:numPr>
-      </w:pPr>
-      <w:r>
-        <w:rPr>
+        <w:t xml:space="preserve">The Client Credentials grant means our sync job acts as a specific Brightspace user. Designate an admin-level service account with read access to all LE3 courses, permission to view dropbox submissions, and permission to read user profiles. A dedicated service account (e.g., le3-portfolio-sync@nlu.edu) is preferred over personal credentials.</w:t>
+      </w:r>
+    </w:p>
+    <w:p>
+      <w:pPr>
+        <w:spacing w:after="60" w:before="140"/>
+      </w:pPr>
+      <w:r>
+        <w:rPr>
+          <w:rFonts w:ascii="Arial" w:cs="Arial" w:eastAsia="Arial" w:hAnsi="Arial"/>
+          <w:b/>
+          <w:bCs/>
+          <w:color w:val="333333"/>
           <w:sz w:val="22"/>
           <w:szCs w:val="22"/>
         </w:rPr>
-        <w:t xml:space="preserve">Within ~30 seconds we should receive the submission. Let us know and we'll confirm on our side.</w:t>
-      </w:r>
-    </w:p>
-    <w:p>
-      <w:pPr>
-        <w:spacing w:after="60" w:before="120"/>
-      </w:pPr>
-      <w:r>
-        <w:rPr>
+        <w:t xml:space="preserve">Step B4 — Identify the LE3 org unit ID (2 min)</w:t>
+      </w:r>
+    </w:p>
+    <w:p>
+      <w:pPr>
+        <w:spacing w:after="60" w:before="60"/>
+      </w:pPr>
+      <w:r>
+        <w:rPr>
+          <w:sz w:val="22"/>
+          <w:szCs w:val="22"/>
+        </w:rPr>
+        <w:t xml:space="preserve">The sync job walks the org structure starting from a parent LE3 org unit and pulls every descendant course offering. Find the org unit ID of the LE3 program container (or the top-level LE3 department, whichever is most appropriate).</w:t>
+      </w:r>
+    </w:p>
+    <w:p>
+      <w:pPr>
+        <w:spacing w:after="60" w:before="60"/>
+      </w:pPr>
+      <w:r>
+        <w:rPr>
+          <w:i/>
+          <w:iCs/>
+          <w:color w:val="666666"/>
+          <w:sz w:val="20"/>
+          <w:szCs w:val="20"/>
+        </w:rPr>
+        <w:t xml:space="preserve">You can see the ID in the URL when browsing the org structure — it's the number at the end, e.g. https://nlu.brightspace.com/d2l/orgstructure/home/12345 → the ID is 12345.</w:t>
+      </w:r>
+    </w:p>
+    <w:p>
+      <w:pPr>
+        <w:pBdr>
+          <w:left w:val="single" w:color="F57F17" w:sz="36" w:space="12"/>
+        </w:pBdr>
+        <w:shd w:fill="FFF9C4" w:val="clear"/>
+        <w:spacing w:after="120" w:before="320"/>
+      </w:pPr>
+      <w:r>
+        <w:rPr>
+          <w:rFonts w:ascii="Arial" w:cs="Arial" w:eastAsia="Arial" w:hAnsi="Arial"/>
           <w:b/>
           <w:bCs/>
-          <w:color w:val="1B5E20"/>
-        </w:rPr>
-        <w:t xml:space="preserve">If all verification steps work, the integration is live.</w:t>
-      </w:r>
-    </w:p>
-    <w:p>
-      <w:pPr>
-        <w:pStyle w:val="Heading2"/>
+          <w:color w:val="E65100"/>
+          <w:sz w:val="22"/>
+          <w:szCs w:val="22"/>
+        </w:rPr>
+        <w:t xml:space="preserve">PART C — SEND BACK SIX VALUES</w:t>
+      </w:r>
+      <w:r>
+        <w:rPr>
+          <w:color w:val="666666"/>
+          <w:sz w:val="20"/>
+          <w:szCs w:val="20"/>
+        </w:rPr>
+        <w:t xml:space="preserve">     ~2 minutes</w:t>
+      </w:r>
+    </w:p>
+    <w:p>
+      <w:pPr>
+        <w:spacing w:after="60" w:before="60"/>
+      </w:pPr>
+      <w:r>
+        <w:rPr>
+          <w:sz w:val="22"/>
+          <w:szCs w:val="22"/>
+        </w:rPr>
+        <w:t xml:space="preserve">Email these six values to the LE3 Growth Portfolio contact. Until all six are set on our side, the integration cannot go live.</w:t>
+      </w:r>
+    </w:p>
+    <w:tbl>
+      <w:tblPr>
+        <w:tblW w:type="dxa" w:w="9360"/>
+        <w:tblBorders>
+          <w:top w:val="single" w:color="auto" w:sz="4"/>
+          <w:left w:val="single" w:color="auto" w:sz="4"/>
+          <w:bottom w:val="single" w:color="auto" w:sz="4"/>
+          <w:right w:val="single" w:color="auto" w:sz="4"/>
+          <w:insideH w:val="single" w:color="auto" w:sz="4"/>
+          <w:insideV w:val="single" w:color="auto" w:sz="4"/>
+        </w:tblBorders>
+      </w:tblPr>
+      <w:tblGrid>
+        <w:gridCol w:w="1200"/>
+        <w:gridCol w:w="3200"/>
+        <w:gridCol w:w="4960"/>
+      </w:tblGrid>
+      <w:tr>
+        <w:tc>
+          <w:tcPr>
+            <w:tcW w:type="dxa" w:w="1200"/>
+            <w:tcBorders>
+              <w:top w:val="single" w:color="CCCCCC" w:sz="4"/>
+              <w:left w:val="single" w:color="CCCCCC" w:sz="4"/>
+              <w:bottom w:val="single" w:color="CCCCCC" w:sz="4"/>
+              <w:right w:val="single" w:color="CCCCCC" w:sz="4"/>
+            </w:tcBorders>
+            <w:shd w:fill="F57F17" w:val="clear"/>
+            <w:tcMar>
+              <w:top w:type="dxa" w:w="100"/>
+              <w:left w:type="dxa" w:w="120"/>
+              <w:bottom w:type="dxa" w:w="100"/>
+              <w:right w:type="dxa" w:w="120"/>
+            </w:tcMar>
+          </w:tcPr>
+          <w:p>
+            <w:r>
+              <w:rPr>
+                <w:b/>
+                <w:bCs/>
+                <w:color w:val="FFFFFF"/>
+                <w:sz w:val="20"/>
+                <w:szCs w:val="20"/>
+              </w:rPr>
+              <w:t xml:space="preserve">From</w:t>
+            </w:r>
+          </w:p>
+        </w:tc>
+        <w:tc>
+          <w:tcPr>
+            <w:tcW w:type="dxa" w:w="3200"/>
+            <w:tcBorders>
+              <w:top w:val="single" w:color="CCCCCC" w:sz="4"/>
+              <w:left w:val="single" w:color="CCCCCC" w:sz="4"/>
+              <w:bottom w:val="single" w:color="CCCCCC" w:sz="4"/>
+              <w:right w:val="single" w:color="CCCCCC" w:sz="4"/>
+            </w:tcBorders>
+            <w:shd w:fill="F57F17" w:val="clear"/>
+            <w:tcMar>
+              <w:top w:type="dxa" w:w="100"/>
+              <w:left w:type="dxa" w:w="120"/>
+              <w:bottom w:type="dxa" w:w="100"/>
+              <w:right w:type="dxa" w:w="120"/>
+            </w:tcMar>
+          </w:tcPr>
+          <w:p>
+            <w:r>
+              <w:rPr>
+                <w:b/>
+                <w:bCs/>
+                <w:color w:val="FFFFFF"/>
+                <w:sz w:val="20"/>
+                <w:szCs w:val="20"/>
+              </w:rPr>
+              <w:t xml:space="preserve">Value</w:t>
+            </w:r>
+          </w:p>
+        </w:tc>
+        <w:tc>
+          <w:tcPr>
+            <w:tcW w:type="dxa" w:w="4960"/>
+            <w:tcBorders>
+              <w:top w:val="single" w:color="CCCCCC" w:sz="4"/>
+              <w:left w:val="single" w:color="CCCCCC" w:sz="4"/>
+              <w:bottom w:val="single" w:color="CCCCCC" w:sz="4"/>
+              <w:right w:val="single" w:color="CCCCCC" w:sz="4"/>
+            </w:tcBorders>
+            <w:shd w:fill="F57F17" w:val="clear"/>
+            <w:tcMar>
+              <w:top w:type="dxa" w:w="100"/>
+              <w:left w:type="dxa" w:w="120"/>
+              <w:bottom w:type="dxa" w:w="100"/>
+              <w:right w:type="dxa" w:w="120"/>
+            </w:tcMar>
+          </w:tcPr>
+          <w:p>
+            <w:r>
+              <w:rPr>
+                <w:b/>
+                <w:bCs/>
+                <w:color w:val="FFFFFF"/>
+                <w:sz w:val="20"/>
+                <w:szCs w:val="20"/>
+              </w:rPr>
+              <w:t xml:space="preserve">Where you got it</w:t>
+            </w:r>
+          </w:p>
+        </w:tc>
+      </w:tr>
+      <w:tr>
+        <w:tc>
+          <w:tcPr>
+            <w:tcW w:type="dxa" w:w="1200"/>
+            <w:tcBorders>
+              <w:top w:val="single" w:color="CCCCCC" w:sz="4"/>
+              <w:left w:val="single" w:color="CCCCCC" w:sz="4"/>
+              <w:bottom w:val="single" w:color="CCCCCC" w:sz="4"/>
+              <w:right w:val="single" w:color="CCCCCC" w:sz="4"/>
+            </w:tcBorders>
+            <w:shd w:fill="FAFAFA" w:val="clear"/>
+            <w:tcMar>
+              <w:top w:type="dxa" w:w="80"/>
+              <w:left w:type="dxa" w:w="120"/>
+              <w:bottom w:type="dxa" w:w="80"/>
+              <w:right w:type="dxa" w:w="120"/>
+            </w:tcMar>
+          </w:tcPr>
+          <w:p>
+            <w:r>
+              <w:rPr>
+                <w:sz w:val="20"/>
+                <w:szCs w:val="20"/>
+              </w:rPr>
+              <w:t xml:space="preserve">Part A</w:t>
+            </w:r>
+          </w:p>
+        </w:tc>
+        <w:tc>
+          <w:tcPr>
+            <w:tcW w:type="dxa" w:w="3200"/>
+            <w:tcBorders>
+              <w:top w:val="single" w:color="CCCCCC" w:sz="4"/>
+              <w:left w:val="single" w:color="CCCCCC" w:sz="4"/>
+              <w:bottom w:val="single" w:color="CCCCCC" w:sz="4"/>
+              <w:right w:val="single" w:color="CCCCCC" w:sz="4"/>
+            </w:tcBorders>
+            <w:shd w:fill="FAFAFA" w:val="clear"/>
+            <w:tcMar>
+              <w:top w:type="dxa" w:w="80"/>
+              <w:left w:type="dxa" w:w="120"/>
+              <w:bottom w:type="dxa" w:w="80"/>
+              <w:right w:type="dxa" w:w="120"/>
+            </w:tcMar>
+          </w:tcPr>
+          <w:p>
+            <w:r>
+              <w:rPr>
+                <w:sz w:val="20"/>
+                <w:szCs w:val="20"/>
+              </w:rPr>
+              <w:t xml:space="preserve">LTI Client ID</w:t>
+            </w:r>
+          </w:p>
+        </w:tc>
+        <w:tc>
+          <w:tcPr>
+            <w:tcW w:type="dxa" w:w="4960"/>
+            <w:tcBorders>
+              <w:top w:val="single" w:color="CCCCCC" w:sz="4"/>
+              <w:left w:val="single" w:color="CCCCCC" w:sz="4"/>
+              <w:bottom w:val="single" w:color="CCCCCC" w:sz="4"/>
+              <w:right w:val="single" w:color="CCCCCC" w:sz="4"/>
+            </w:tcBorders>
+            <w:shd w:fill="FAFAFA" w:val="clear"/>
+            <w:tcMar>
+              <w:top w:type="dxa" w:w="80"/>
+              <w:left w:type="dxa" w:w="120"/>
+              <w:bottom w:type="dxa" w:w="80"/>
+              <w:right w:type="dxa" w:w="120"/>
+            </w:tcMar>
+          </w:tcPr>
+          <w:p>
+            <w:r>
+              <w:rPr>
+                <w:sz w:val="20"/>
+                <w:szCs w:val="20"/>
+              </w:rPr>
+              <w:t xml:space="preserve">Step A5 (Brightspace registration output)</w:t>
+            </w:r>
+          </w:p>
+        </w:tc>
+      </w:tr>
+      <w:tr>
+        <w:tc>
+          <w:tcPr>
+            <w:tcW w:type="dxa" w:w="1200"/>
+            <w:tcBorders>
+              <w:top w:val="single" w:color="CCCCCC" w:sz="4"/>
+              <w:left w:val="single" w:color="CCCCCC" w:sz="4"/>
+              <w:bottom w:val="single" w:color="CCCCCC" w:sz="4"/>
+              <w:right w:val="single" w:color="CCCCCC" w:sz="4"/>
+            </w:tcBorders>
+            <w:shd w:fill="FFFFFF" w:val="clear"/>
+            <w:tcMar>
+              <w:top w:type="dxa" w:w="80"/>
+              <w:left w:type="dxa" w:w="120"/>
+              <w:bottom w:type="dxa" w:w="80"/>
+              <w:right w:type="dxa" w:w="120"/>
+            </w:tcMar>
+          </w:tcPr>
+          <w:p>
+            <w:r>
+              <w:rPr>
+                <w:sz w:val="20"/>
+                <w:szCs w:val="20"/>
+              </w:rPr>
+              <w:t xml:space="preserve">Part A</w:t>
+            </w:r>
+          </w:p>
+        </w:tc>
+        <w:tc>
+          <w:tcPr>
+            <w:tcW w:type="dxa" w:w="3200"/>
+            <w:tcBorders>
+              <w:top w:val="single" w:color="CCCCCC" w:sz="4"/>
+              <w:left w:val="single" w:color="CCCCCC" w:sz="4"/>
+              <w:bottom w:val="single" w:color="CCCCCC" w:sz="4"/>
+              <w:right w:val="single" w:color="CCCCCC" w:sz="4"/>
+            </w:tcBorders>
+            <w:shd w:fill="FFFFFF" w:val="clear"/>
+            <w:tcMar>
+              <w:top w:type="dxa" w:w="80"/>
+              <w:left w:type="dxa" w:w="120"/>
+              <w:bottom w:type="dxa" w:w="80"/>
+              <w:right w:type="dxa" w:w="120"/>
+            </w:tcMar>
+          </w:tcPr>
+          <w:p>
+            <w:r>
+              <w:rPr>
+                <w:sz w:val="20"/>
+                <w:szCs w:val="20"/>
+              </w:rPr>
+              <w:t xml:space="preserve">LTI Deployment ID</w:t>
+            </w:r>
+          </w:p>
+        </w:tc>
+        <w:tc>
+          <w:tcPr>
+            <w:tcW w:type="dxa" w:w="4960"/>
+            <w:tcBorders>
+              <w:top w:val="single" w:color="CCCCCC" w:sz="4"/>
+              <w:left w:val="single" w:color="CCCCCC" w:sz="4"/>
+              <w:bottom w:val="single" w:color="CCCCCC" w:sz="4"/>
+              <w:right w:val="single" w:color="CCCCCC" w:sz="4"/>
+            </w:tcBorders>
+            <w:shd w:fill="FFFFFF" w:val="clear"/>
+            <w:tcMar>
+              <w:top w:type="dxa" w:w="80"/>
+              <w:left w:type="dxa" w:w="120"/>
+              <w:bottom w:type="dxa" w:w="80"/>
+              <w:right w:type="dxa" w:w="120"/>
+            </w:tcMar>
+          </w:tcPr>
+          <w:p>
+            <w:r>
+              <w:rPr>
+                <w:sz w:val="20"/>
+                <w:szCs w:val="20"/>
+              </w:rPr>
+              <w:t xml:space="preserve">Step A5 (Brightspace deployment creation)</w:t>
+            </w:r>
+          </w:p>
+        </w:tc>
+      </w:tr>
+      <w:tr>
+        <w:tc>
+          <w:tcPr>
+            <w:tcW w:type="dxa" w:w="1200"/>
+            <w:tcBorders>
+              <w:top w:val="single" w:color="CCCCCC" w:sz="4"/>
+              <w:left w:val="single" w:color="CCCCCC" w:sz="4"/>
+              <w:bottom w:val="single" w:color="CCCCCC" w:sz="4"/>
+              <w:right w:val="single" w:color="CCCCCC" w:sz="4"/>
+            </w:tcBorders>
+            <w:shd w:fill="FAFAFA" w:val="clear"/>
+            <w:tcMar>
+              <w:top w:type="dxa" w:w="80"/>
+              <w:left w:type="dxa" w:w="120"/>
+              <w:bottom w:type="dxa" w:w="80"/>
+              <w:right w:type="dxa" w:w="120"/>
+            </w:tcMar>
+          </w:tcPr>
+          <w:p>
+            <w:r>
+              <w:rPr>
+                <w:sz w:val="20"/>
+                <w:szCs w:val="20"/>
+              </w:rPr>
+              <w:t xml:space="preserve">Part A</w:t>
+            </w:r>
+          </w:p>
+        </w:tc>
+        <w:tc>
+          <w:tcPr>
+            <w:tcW w:type="dxa" w:w="3200"/>
+            <w:tcBorders>
+              <w:top w:val="single" w:color="CCCCCC" w:sz="4"/>
+              <w:left w:val="single" w:color="CCCCCC" w:sz="4"/>
+              <w:bottom w:val="single" w:color="CCCCCC" w:sz="4"/>
+              <w:right w:val="single" w:color="CCCCCC" w:sz="4"/>
+            </w:tcBorders>
+            <w:shd w:fill="FAFAFA" w:val="clear"/>
+            <w:tcMar>
+              <w:top w:type="dxa" w:w="80"/>
+              <w:left w:type="dxa" w:w="120"/>
+              <w:bottom w:type="dxa" w:w="80"/>
+              <w:right w:type="dxa" w:w="120"/>
+            </w:tcMar>
+          </w:tcPr>
+          <w:p>
+            <w:r>
+              <w:rPr>
+                <w:sz w:val="20"/>
+                <w:szCs w:val="20"/>
+              </w:rPr>
+              <w:t xml:space="preserve">Brightspace Issuer URL</w:t>
+            </w:r>
+          </w:p>
+        </w:tc>
+        <w:tc>
+          <w:tcPr>
+            <w:tcW w:type="dxa" w:w="4960"/>
+            <w:tcBorders>
+              <w:top w:val="single" w:color="CCCCCC" w:sz="4"/>
+              <w:left w:val="single" w:color="CCCCCC" w:sz="4"/>
+              <w:bottom w:val="single" w:color="CCCCCC" w:sz="4"/>
+              <w:right w:val="single" w:color="CCCCCC" w:sz="4"/>
+            </w:tcBorders>
+            <w:shd w:fill="FAFAFA" w:val="clear"/>
+            <w:tcMar>
+              <w:top w:type="dxa" w:w="80"/>
+              <w:left w:type="dxa" w:w="120"/>
+              <w:bottom w:type="dxa" w:w="80"/>
+              <w:right w:type="dxa" w:w="120"/>
+            </w:tcMar>
+          </w:tcPr>
+          <w:p>
+            <w:r>
+              <w:rPr>
+                <w:sz w:val="20"/>
+                <w:szCs w:val="20"/>
+              </w:rPr>
+              <w:t xml:space="preserve">e.g., https://nlu.brightspace.com</w:t>
+            </w:r>
+          </w:p>
+        </w:tc>
+      </w:tr>
+      <w:tr>
+        <w:tc>
+          <w:tcPr>
+            <w:tcW w:type="dxa" w:w="1200"/>
+            <w:tcBorders>
+              <w:top w:val="single" w:color="CCCCCC" w:sz="4"/>
+              <w:left w:val="single" w:color="CCCCCC" w:sz="4"/>
+              <w:bottom w:val="single" w:color="CCCCCC" w:sz="4"/>
+              <w:right w:val="single" w:color="CCCCCC" w:sz="4"/>
+            </w:tcBorders>
+            <w:shd w:fill="FFFFFF" w:val="clear"/>
+            <w:tcMar>
+              <w:top w:type="dxa" w:w="80"/>
+              <w:left w:type="dxa" w:w="120"/>
+              <w:bottom w:type="dxa" w:w="80"/>
+              <w:right w:type="dxa" w:w="120"/>
+            </w:tcMar>
+          </w:tcPr>
+          <w:p>
+            <w:r>
+              <w:rPr>
+                <w:sz w:val="20"/>
+                <w:szCs w:val="20"/>
+              </w:rPr>
+              <w:t xml:space="preserve">Part B</w:t>
+            </w:r>
+          </w:p>
+        </w:tc>
+        <w:tc>
+          <w:tcPr>
+            <w:tcW w:type="dxa" w:w="3200"/>
+            <w:tcBorders>
+              <w:top w:val="single" w:color="CCCCCC" w:sz="4"/>
+              <w:left w:val="single" w:color="CCCCCC" w:sz="4"/>
+              <w:bottom w:val="single" w:color="CCCCCC" w:sz="4"/>
+              <w:right w:val="single" w:color="CCCCCC" w:sz="4"/>
+            </w:tcBorders>
+            <w:shd w:fill="FFFFFF" w:val="clear"/>
+            <w:tcMar>
+              <w:top w:type="dxa" w:w="80"/>
+              <w:left w:type="dxa" w:w="120"/>
+              <w:bottom w:type="dxa" w:w="80"/>
+              <w:right w:type="dxa" w:w="120"/>
+            </w:tcMar>
+          </w:tcPr>
+          <w:p>
+            <w:r>
+              <w:rPr>
+                <w:sz w:val="20"/>
+                <w:szCs w:val="20"/>
+              </w:rPr>
+              <w:t xml:space="preserve">Valence Client ID</w:t>
+            </w:r>
+          </w:p>
+        </w:tc>
+        <w:tc>
+          <w:tcPr>
+            <w:tcW w:type="dxa" w:w="4960"/>
+            <w:tcBorders>
+              <w:top w:val="single" w:color="CCCCCC" w:sz="4"/>
+              <w:left w:val="single" w:color="CCCCCC" w:sz="4"/>
+              <w:bottom w:val="single" w:color="CCCCCC" w:sz="4"/>
+              <w:right w:val="single" w:color="CCCCCC" w:sz="4"/>
+            </w:tcBorders>
+            <w:shd w:fill="FFFFFF" w:val="clear"/>
+            <w:tcMar>
+              <w:top w:type="dxa" w:w="80"/>
+              <w:left w:type="dxa" w:w="120"/>
+              <w:bottom w:type="dxa" w:w="80"/>
+              <w:right w:type="dxa" w:w="120"/>
+            </w:tcMar>
+          </w:tcPr>
+          <w:p>
+            <w:r>
+              <w:rPr>
+                <w:sz w:val="20"/>
+                <w:szCs w:val="20"/>
+              </w:rPr>
+              <w:t xml:space="preserve">Step B1 (OAuth2 app registration output)</w:t>
+            </w:r>
+          </w:p>
+        </w:tc>
+      </w:tr>
+      <w:tr>
+        <w:tc>
+          <w:tcPr>
+            <w:tcW w:type="dxa" w:w="1200"/>
+            <w:tcBorders>
+              <w:top w:val="single" w:color="CCCCCC" w:sz="4"/>
+              <w:left w:val="single" w:color="CCCCCC" w:sz="4"/>
+              <w:bottom w:val="single" w:color="CCCCCC" w:sz="4"/>
+              <w:right w:val="single" w:color="CCCCCC" w:sz="4"/>
+            </w:tcBorders>
+            <w:shd w:fill="FAFAFA" w:val="clear"/>
+            <w:tcMar>
+              <w:top w:type="dxa" w:w="80"/>
+              <w:left w:type="dxa" w:w="120"/>
+              <w:bottom w:type="dxa" w:w="80"/>
+              <w:right w:type="dxa" w:w="120"/>
+            </w:tcMar>
+          </w:tcPr>
+          <w:p>
+            <w:r>
+              <w:rPr>
+                <w:sz w:val="20"/>
+                <w:szCs w:val="20"/>
+              </w:rPr>
+              <w:t xml:space="preserve">Part B</w:t>
+            </w:r>
+          </w:p>
+        </w:tc>
+        <w:tc>
+          <w:tcPr>
+            <w:tcW w:type="dxa" w:w="3200"/>
+            <w:tcBorders>
+              <w:top w:val="single" w:color="CCCCCC" w:sz="4"/>
+              <w:left w:val="single" w:color="CCCCCC" w:sz="4"/>
+              <w:bottom w:val="single" w:color="CCCCCC" w:sz="4"/>
+              <w:right w:val="single" w:color="CCCCCC" w:sz="4"/>
+            </w:tcBorders>
+            <w:shd w:fill="FAFAFA" w:val="clear"/>
+            <w:tcMar>
+              <w:top w:type="dxa" w:w="80"/>
+              <w:left w:type="dxa" w:w="120"/>
+              <w:bottom w:type="dxa" w:w="80"/>
+              <w:right w:type="dxa" w:w="120"/>
+            </w:tcMar>
+          </w:tcPr>
+          <w:p>
+            <w:r>
+              <w:rPr>
+                <w:sz w:val="20"/>
+                <w:szCs w:val="20"/>
+              </w:rPr>
+              <w:t xml:space="preserve">Valence Client Secret</w:t>
+            </w:r>
+          </w:p>
+        </w:tc>
+        <w:tc>
+          <w:tcPr>
+            <w:tcW w:type="dxa" w:w="4960"/>
+            <w:tcBorders>
+              <w:top w:val="single" w:color="CCCCCC" w:sz="4"/>
+              <w:left w:val="single" w:color="CCCCCC" w:sz="4"/>
+              <w:bottom w:val="single" w:color="CCCCCC" w:sz="4"/>
+              <w:right w:val="single" w:color="CCCCCC" w:sz="4"/>
+            </w:tcBorders>
+            <w:shd w:fill="FAFAFA" w:val="clear"/>
+            <w:tcMar>
+              <w:top w:type="dxa" w:w="80"/>
+              <w:left w:type="dxa" w:w="120"/>
+              <w:bottom w:type="dxa" w:w="80"/>
+              <w:right w:type="dxa" w:w="120"/>
+            </w:tcMar>
+          </w:tcPr>
+          <w:p>
+            <w:r>
+              <w:rPr>
+                <w:sz w:val="20"/>
+                <w:szCs w:val="20"/>
+              </w:rPr>
+              <w:t xml:space="preserve">Step B1 (same)</w:t>
+            </w:r>
+          </w:p>
+        </w:tc>
+      </w:tr>
+      <w:tr>
+        <w:tc>
+          <w:tcPr>
+            <w:tcW w:type="dxa" w:w="1200"/>
+            <w:tcBorders>
+              <w:top w:val="single" w:color="CCCCCC" w:sz="4"/>
+              <w:left w:val="single" w:color="CCCCCC" w:sz="4"/>
+              <w:bottom w:val="single" w:color="CCCCCC" w:sz="4"/>
+              <w:right w:val="single" w:color="CCCCCC" w:sz="4"/>
+            </w:tcBorders>
+            <w:shd w:fill="FFFFFF" w:val="clear"/>
+            <w:tcMar>
+              <w:top w:type="dxa" w:w="80"/>
+              <w:left w:type="dxa" w:w="120"/>
+              <w:bottom w:type="dxa" w:w="80"/>
+              <w:right w:type="dxa" w:w="120"/>
+            </w:tcMar>
+          </w:tcPr>
+          <w:p>
+            <w:r>
+              <w:rPr>
+                <w:sz w:val="20"/>
+                <w:szCs w:val="20"/>
+              </w:rPr>
+              <w:t xml:space="preserve">Part B</w:t>
+            </w:r>
+          </w:p>
+        </w:tc>
+        <w:tc>
+          <w:tcPr>
+            <w:tcW w:type="dxa" w:w="3200"/>
+            <w:tcBorders>
+              <w:top w:val="single" w:color="CCCCCC" w:sz="4"/>
+              <w:left w:val="single" w:color="CCCCCC" w:sz="4"/>
+              <w:bottom w:val="single" w:color="CCCCCC" w:sz="4"/>
+              <w:right w:val="single" w:color="CCCCCC" w:sz="4"/>
+            </w:tcBorders>
+            <w:shd w:fill="FFFFFF" w:val="clear"/>
+            <w:tcMar>
+              <w:top w:type="dxa" w:w="80"/>
+              <w:left w:type="dxa" w:w="120"/>
+              <w:bottom w:type="dxa" w:w="80"/>
+              <w:right w:type="dxa" w:w="120"/>
+            </w:tcMar>
+          </w:tcPr>
+          <w:p>
+            <w:r>
+              <w:rPr>
+                <w:sz w:val="20"/>
+                <w:szCs w:val="20"/>
+              </w:rPr>
+              <w:t xml:space="preserve">LE3 Org Unit ID</w:t>
+            </w:r>
+          </w:p>
+        </w:tc>
+        <w:tc>
+          <w:tcPr>
+            <w:tcW w:type="dxa" w:w="4960"/>
+            <w:tcBorders>
+              <w:top w:val="single" w:color="CCCCCC" w:sz="4"/>
+              <w:left w:val="single" w:color="CCCCCC" w:sz="4"/>
+              <w:bottom w:val="single" w:color="CCCCCC" w:sz="4"/>
+              <w:right w:val="single" w:color="CCCCCC" w:sz="4"/>
+            </w:tcBorders>
+            <w:shd w:fill="FFFFFF" w:val="clear"/>
+            <w:tcMar>
+              <w:top w:type="dxa" w:w="80"/>
+              <w:left w:type="dxa" w:w="120"/>
+              <w:bottom w:type="dxa" w:w="80"/>
+              <w:right w:type="dxa" w:w="120"/>
+            </w:tcMar>
+          </w:tcPr>
+          <w:p>
+            <w:r>
+              <w:rPr>
+                <w:sz w:val="20"/>
+                <w:szCs w:val="20"/>
+              </w:rPr>
+              <w:t xml:space="preserve">Step B4</w:t>
+            </w:r>
+          </w:p>
+        </w:tc>
+      </w:tr>
+    </w:tbl>
+    <w:p>
+      <w:pPr>
         <w:spacing w:after="80" w:before="180"/>
       </w:pPr>
       <w:r>
@@ -2347,7 +3465,7 @@
                 <w:sz w:val="20"/>
                 <w:szCs w:val="20"/>
               </w:rPr>
-              <w:t xml:space="preserve">“Asset Processor” placement isn't an option</w:t>
+              <w:t xml:space="preserve">SSO launch returns an error</w:t>
             </w:r>
           </w:p>
         </w:tc>
@@ -2374,7 +3492,7 @@
                 <w:sz w:val="20"/>
                 <w:szCs w:val="20"/>
               </w:rPr>
-              <w:t xml:space="preserve">Brightspace version &lt; 20.24.3, or Asset Processor feature flag disabled at the org level</w:t>
+              <w:t xml:space="preserve">LTI scopes not granted, or Redirect URL mismatch</w:t>
             </w:r>
           </w:p>
         </w:tc>
@@ -2403,7 +3521,7 @@
                 <w:sz w:val="20"/>
                 <w:szCs w:val="20"/>
               </w:rPr>
-              <w:t xml:space="preserve">SSO launch returns an error</w:t>
+              <w:t xml:space="preserve">Valence sync returns “unauthorized”</w:t>
             </w:r>
           </w:p>
         </w:tc>
@@ -2430,7 +3548,7 @@
                 <w:sz w:val="20"/>
                 <w:szCs w:val="20"/>
               </w:rPr>
-              <w:t xml:space="preserve">Scopes not granted, or Redirect URL mismatch</w:t>
+              <w:t xml:space="preserve">Valence scopes not granted, or service user lacks read access to the org unit</w:t>
             </w:r>
           </w:p>
         </w:tc>
@@ -2459,7 +3577,7 @@
                 <w:sz w:val="20"/>
                 <w:szCs w:val="20"/>
               </w:rPr>
-              <w:t xml:space="preserve">Submission not received after student uploads</w:t>
+              <w:t xml:space="preserve">Sync finds zero courses</w:t>
             </w:r>
           </w:p>
         </w:tc>
@@ -2486,7 +3604,7 @@
                 <w:sz w:val="20"/>
                 <w:szCs w:val="20"/>
               </w:rPr>
-              <w:t xml:space="preserve">Tool not attached to the specific dropbox (attachment is per-assignment, not per-course)</w:t>
+              <w:t xml:space="preserve">Wrong LE3 org unit ID, or service user not enrolled in LE3 courses</w:t>
             </w:r>
           </w:p>
         </w:tc>
@@ -2515,7 +3633,7 @@
                 <w:sz w:val="20"/>
                 <w:szCs w:val="20"/>
               </w:rPr>
-              <w:t xml:space="preserve">Deep linking returns an error</w:t>
+              <w:t xml:space="preserve">“Asset Processor” placement isn’t available</w:t>
             </w:r>
           </w:p>
         </w:tc>
@@ -2542,7 +3660,7 @@
                 <w:sz w:val="20"/>
                 <w:szCs w:val="20"/>
               </w:rPr>
-              <w:t xml:space="preserve">Deployment not scoped to include the course</w:t>
+              <w:t xml:space="preserve">Brightspace version &lt; 20.24.3 — this path is optional, Valence still works</w:t>
             </w:r>
           </w:p>
         </w:tc>
@@ -2550,22 +3668,6 @@
     </w:tbl>
     <w:p>
       <w:pPr>
-        <w:spacing w:after="60" w:before="80"/>
-      </w:pPr>
-      <w:r>
-        <w:rPr>
-          <w:i/>
-          <w:iCs/>
-          <w:color w:val="666666"/>
-          <w:sz w:val="20"/>
-          <w:szCs w:val="20"/>
-        </w:rPr>
-        <w:t xml:space="preserve">Send us the error message or a screenshot and we'll diagnose.</w:t>
-      </w:r>
-    </w:p>
-    <w:p>
-      <w:pPr>
-        <w:pStyle w:val="Heading2"/>
         <w:spacing w:after="80" w:before="180"/>
       </w:pPr>
       <w:r>
@@ -2577,7 +3679,7 @@
           <w:sz w:val="26"/>
           <w:szCs w:val="26"/>
         </w:rPr>
-        <w:t xml:space="preserve">Questions we'd love answered on the kickoff call</w:t>
+        <w:t xml:space="preserve">Questions for the kickoff call</w:t>
       </w:r>
     </w:p>
     <w:p>
@@ -2587,6 +3689,7 @@
           <w:ilvl w:val="0"/>
           <w:numId w:val="2"/>
         </w:numPr>
+        <w:spacing w:after="40" w:before="40"/>
       </w:pPr>
       <w:r>
         <w:rPr>
@@ -2603,13 +3706,14 @@
           <w:ilvl w:val="0"/>
           <w:numId w:val="2"/>
         </w:numPr>
+        <w:spacing w:after="40" w:before="40"/>
       </w:pPr>
       <w:r>
         <w:rPr>
           <w:sz w:val="22"/>
           <w:szCs w:val="22"/>
         </w:rPr>
-        <w:t xml:space="preserve">Is there a sandbox instance we should register against first, or go straight to production?</w:t>
+        <w:t xml:space="preserve">Is there a sandbox instance to register against first, or should we go straight to a scoped production pilot?</w:t>
       </w:r>
     </w:p>
     <w:p>
@@ -2619,13 +3723,14 @@
           <w:ilvl w:val="0"/>
           <w:numId w:val="2"/>
         </w:numPr>
+        <w:spacing w:after="40" w:before="40"/>
       </w:pPr>
       <w:r>
         <w:rPr>
           <w:sz w:val="22"/>
           <w:szCs w:val="22"/>
         </w:rPr>
-        <w:t xml:space="preserve">What's the pilot scope — single course, single instructor, or full LE3 org unit?</w:t>
+        <w:t xml:space="preserve">What’s the pilot scope — single course, department, or full LE3 program?</w:t>
       </w:r>
     </w:p>
     <w:p>
@@ -2635,13 +3740,14 @@
           <w:ilvl w:val="0"/>
           <w:numId w:val="2"/>
         </w:numPr>
+        <w:spacing w:after="40" w:before="40"/>
       </w:pPr>
       <w:r>
         <w:rPr>
           <w:sz w:val="22"/>
           <w:szCs w:val="22"/>
         </w:rPr>
-        <w:t xml:space="preserve">Do you require a Data Processing Agreement or FERPA addendum before we go live? If so, can you send your template?</w:t>
+        <w:t xml:space="preserve">Which account should serve as the Valence OAuth2 service user?</w:t>
       </w:r>
     </w:p>
     <w:p>
@@ -2651,99 +3757,14 @@
           <w:ilvl w:val="0"/>
           <w:numId w:val="2"/>
         </w:numPr>
+        <w:spacing w:after="40" w:before="40"/>
       </w:pPr>
       <w:r>
         <w:rPr>
           <w:sz w:val="22"/>
           <w:szCs w:val="22"/>
         </w:rPr>
-        <w:t xml:space="preserve">Will a Brightspace admin bulk-attach the portfolio to LE3 assignments, or will individual instructors do it themselves?</w:t>
-      </w:r>
-    </w:p>
-    <w:p>
-      <w:pPr>
-        <w:pStyle w:val="Heading2"/>
-        <w:spacing w:after="80" w:before="180"/>
-      </w:pPr>
-      <w:r>
-        <w:rPr>
-          <w:rFonts w:ascii="Arial" w:cs="Arial" w:eastAsia="Arial" w:hAnsi="Arial"/>
-          <w:b/>
-          <w:bCs/>
-          <w:color w:val="1B5E20"/>
-          <w:sz w:val="26"/>
-          <w:szCs w:val="26"/>
-        </w:rPr>
-        <w:t xml:space="preserve">What we'll do on our side</w:t>
-      </w:r>
-    </w:p>
-    <w:p>
-      <w:pPr>
-        <w:spacing w:after="60" w:before="60"/>
-      </w:pPr>
-      <w:r>
-        <w:t xml:space="preserve">Once you send the four values:</w:t>
-      </w:r>
-    </w:p>
-    <w:p>
-      <w:pPr>
-        <w:pStyle w:val="ListParagraph"/>
-        <w:numPr>
-          <w:ilvl w:val="0"/>
-          <w:numId w:val="2"/>
-        </w:numPr>
-      </w:pPr>
-      <w:r>
-        <w:rPr>
-          <w:sz w:val="22"/>
-          <w:szCs w:val="22"/>
-        </w:rPr>
-        <w:t xml:space="preserve">Set four environment variables on our Vercel deployment (~2 min)</w:t>
-      </w:r>
-    </w:p>
-    <w:p>
-      <w:pPr>
-        <w:pStyle w:val="ListParagraph"/>
-        <w:numPr>
-          <w:ilvl w:val="0"/>
-          <w:numId w:val="2"/>
-        </w:numPr>
-      </w:pPr>
-      <w:r>
-        <w:rPr>
-          <w:sz w:val="22"/>
-          <w:szCs w:val="22"/>
-        </w:rPr>
-        <w:t xml:space="preserve">Redeploy (~2 min)</w:t>
-      </w:r>
-    </w:p>
-    <w:p>
-      <w:pPr>
-        <w:pStyle w:val="ListParagraph"/>
-        <w:numPr>
-          <w:ilvl w:val="0"/>
-          <w:numId w:val="2"/>
-        </w:numPr>
-      </w:pPr>
-      <w:r>
-        <w:rPr>
-          <w:sz w:val="22"/>
-          <w:szCs w:val="22"/>
-        </w:rPr>
-        <w:t xml:space="preserve">Run through the Step 6 verification with you on a call</w:t>
-      </w:r>
-    </w:p>
-    <w:p>
-      <w:pPr>
-        <w:spacing w:after="60" w:before="120"/>
-      </w:pPr>
-      <w:r>
-        <w:rPr>
-          <w:b/>
-          <w:bCs/>
-          <w:color w:val="1B5E20"/>
-        </w:rPr>
-        <w:t xml:space="preserve">Total time from receiving your values to live pilot: under 10 minutes.</w:t>
+        <w:t xml:space="preserve">Do you require a Data Processing Agreement or FERPA addendum before we go live? If so, can you send your template?</w:t>
       </w:r>
     </w:p>
     <w:p>
@@ -3170,41 +4191,5 @@
       <w:szCs w:val="20"/>
     </w:rPr>
   </w:style>
-  <w:style w:type="paragraph" w:styleId="Heading1">
-    <w:name w:val="Heading 1"/>
-    <w:basedOn w:val="Normal"/>
-    <w:next w:val="Normal"/>
-    <w:qFormat/>
-    <w:pPr>
-      <w:spacing w:after="120" w:before="240"/>
-      <w:outlineLvl w:val="0"/>
-    </w:pPr>
-    <w:rPr>
-      <w:rFonts w:ascii="Arial" w:cs="Arial" w:eastAsia="Arial" w:hAnsi="Arial"/>
-      <w:b/>
-      <w:bCs/>
-      <w:color w:val="1B5E20"/>
-      <w:sz w:val="32"/>
-      <w:szCs w:val="32"/>
-    </w:rPr>
-  </w:style>
-  <w:style w:type="paragraph" w:styleId="Heading2">
-    <w:name w:val="Heading 2"/>
-    <w:basedOn w:val="Normal"/>
-    <w:next w:val="Normal"/>
-    <w:qFormat/>
-    <w:pPr>
-      <w:spacing w:after="80" w:before="180"/>
-      <w:outlineLvl w:val="1"/>
-    </w:pPr>
-    <w:rPr>
-      <w:rFonts w:ascii="Arial" w:cs="Arial" w:eastAsia="Arial" w:hAnsi="Arial"/>
-      <w:b/>
-      <w:bCs/>
-      <w:color w:val="1B5E20"/>
-      <w:sz w:val="26"/>
-      <w:szCs w:val="26"/>
-    </w:rPr>
-  </w:style>
 </w:styles>
 </file>